--- a/LLDD/word/FE/LLDD-FE-Document-Detail.docx
+++ b/LLDD/word/FE/LLDD-FE-Document-Detail.docx
@@ -596,7 +596,7 @@
       <w:r>
         <w:drawing>
           <wp:inline xmlns:a="http://schemas.openxmlformats.org/drawingml/2006/main" xmlns:pic="http://schemas.openxmlformats.org/drawingml/2006/picture">
-            <wp:extent cx="5669280" cy="5094478"/>
+            <wp:extent cx="5669280" cy="5818886"/>
             <wp:docPr id="1" name="Picture 1"/>
             <wp:cNvGraphicFramePr>
               <a:graphicFrameLocks noChangeAspect="1"/>
@@ -617,7 +617,7 @@
                   <pic:spPr>
                     <a:xfrm>
                       <a:off x="0" y="0"/>
-                      <a:ext cx="5669280" cy="5094478"/>
+                      <a:ext cx="5669280" cy="5818886"/>
                     </a:xfrm>
                     <a:prstGeom prst="rect"/>
                   </pic:spPr>
@@ -649,7 +649,7 @@
       <w:r>
         <w:drawing>
           <wp:inline xmlns:a="http://schemas.openxmlformats.org/drawingml/2006/main" xmlns:pic="http://schemas.openxmlformats.org/drawingml/2006/picture">
-            <wp:extent cx="5669280" cy="5094478"/>
+            <wp:extent cx="5669280" cy="5818886"/>
             <wp:docPr id="2" name="Picture 2"/>
             <wp:cNvGraphicFramePr>
               <a:graphicFrameLocks noChangeAspect="1"/>
@@ -670,7 +670,7 @@
                   <pic:spPr>
                     <a:xfrm>
                       <a:off x="0" y="0"/>
-                      <a:ext cx="5669280" cy="5094478"/>
+                      <a:ext cx="5669280" cy="5818886"/>
                     </a:xfrm>
                     <a:prstGeom prst="rect"/>
                   </pic:spPr>
@@ -702,7 +702,7 @@
       <w:r>
         <w:drawing>
           <wp:inline xmlns:a="http://schemas.openxmlformats.org/drawingml/2006/main" xmlns:pic="http://schemas.openxmlformats.org/drawingml/2006/picture">
-            <wp:extent cx="5669280" cy="5090541"/>
+            <wp:extent cx="5669280" cy="5811012"/>
             <wp:docPr id="3" name="Picture 3"/>
             <wp:cNvGraphicFramePr>
               <a:graphicFrameLocks noChangeAspect="1"/>
@@ -723,7 +723,7 @@
                   <pic:spPr>
                     <a:xfrm>
                       <a:off x="0" y="0"/>
-                      <a:ext cx="5669280" cy="5090541"/>
+                      <a:ext cx="5669280" cy="5811012"/>
                     </a:xfrm>
                     <a:prstGeom prst="rect"/>
                   </pic:spPr>
@@ -8423,7 +8423,7 @@
               </w:rPr>
               <w:t>{</w:t>
               <w:br/>
-              <w:t xml:space="preserve">  "docNo": "2569/00123"</w:t>
+              <w:t xml:space="preserve">  "docNo": "2026/00123"</w:t>
               <w:br/>
               <w:t>}</w:t>
             </w:r>
@@ -8699,7 +8699,7 @@
               </w:rPr>
               <w:t>{</w:t>
               <w:br/>
-              <w:t xml:space="preserve">  "docNo": "2569/00123",</w:t>
+              <w:t xml:space="preserve">  "docNo": "2026/00123",</w:t>
               <w:br/>
               <w:t xml:space="preserve">  "statusCode": "06",</w:t>
               <w:br/>

--- a/LLDD/word/FE/LLDD-FE-Document-Detail.docx
+++ b/LLDD/word/FE/LLDD-FE-Document-Detail.docx
@@ -596,7 +596,7 @@
       <w:r>
         <w:drawing>
           <wp:inline xmlns:a="http://schemas.openxmlformats.org/drawingml/2006/main" xmlns:pic="http://schemas.openxmlformats.org/drawingml/2006/picture">
-            <wp:extent cx="5669280" cy="5818886"/>
+            <wp:extent cx="5669280" cy="5342509"/>
             <wp:docPr id="1" name="Picture 1"/>
             <wp:cNvGraphicFramePr>
               <a:graphicFrameLocks noChangeAspect="1"/>
@@ -617,7 +617,7 @@
                   <pic:spPr>
                     <a:xfrm>
                       <a:off x="0" y="0"/>
-                      <a:ext cx="5669280" cy="5818886"/>
+                      <a:ext cx="5669280" cy="5342509"/>
                     </a:xfrm>
                     <a:prstGeom prst="rect"/>
                   </pic:spPr>
@@ -649,7 +649,7 @@
       <w:r>
         <w:drawing>
           <wp:inline xmlns:a="http://schemas.openxmlformats.org/drawingml/2006/main" xmlns:pic="http://schemas.openxmlformats.org/drawingml/2006/picture">
-            <wp:extent cx="5669280" cy="5818886"/>
+            <wp:extent cx="5669280" cy="5342509"/>
             <wp:docPr id="2" name="Picture 2"/>
             <wp:cNvGraphicFramePr>
               <a:graphicFrameLocks noChangeAspect="1"/>
@@ -670,7 +670,7 @@
                   <pic:spPr>
                     <a:xfrm>
                       <a:off x="0" y="0"/>
-                      <a:ext cx="5669280" cy="5818886"/>
+                      <a:ext cx="5669280" cy="5342509"/>
                     </a:xfrm>
                     <a:prstGeom prst="rect"/>
                   </pic:spPr>
@@ -702,7 +702,7 @@
       <w:r>
         <w:drawing>
           <wp:inline xmlns:a="http://schemas.openxmlformats.org/drawingml/2006/main" xmlns:pic="http://schemas.openxmlformats.org/drawingml/2006/picture">
-            <wp:extent cx="5669280" cy="5811012"/>
+            <wp:extent cx="5669280" cy="5334635"/>
             <wp:docPr id="3" name="Picture 3"/>
             <wp:cNvGraphicFramePr>
               <a:graphicFrameLocks noChangeAspect="1"/>
@@ -723,7 +723,7 @@
                   <pic:spPr>
                     <a:xfrm>
                       <a:off x="0" y="0"/>
-                      <a:ext cx="5669280" cy="5811012"/>
+                      <a:ext cx="5669280" cy="5334635"/>
                     </a:xfrm>
                     <a:prstGeom prst="rect"/>
                   </pic:spPr>

--- a/LLDD/word/FE/LLDD-FE-Document-Detail.docx
+++ b/LLDD/word/FE/LLDD-FE-Document-Detail.docx
@@ -437,7 +437,7 @@
                 <w:rFonts w:ascii="Arial" w:hAnsi="Arial" w:eastAsia="Arial"/>
                 <w:sz w:val="18"/>
               </w:rPr>
-              <w:t>75 ชั่วโมง</w:t>
+              <w:t>60 ชั่วโมง</w:t>
             </w:r>
           </w:p>
         </w:tc>
@@ -1084,7 +1084,22 @@
                 <w:rFonts w:ascii="Arial" w:hAnsi="Arial" w:eastAsia="Arial"/>
                 <w:sz w:val="18"/>
               </w:rPr>
-              <w:t>ใช้ปี พ.ศ. และ running 5 หลัก</w:t>
+              <w:t xml:space="preserve">ใช้ปี </w:t>
+            </w:r>
+            <w:r>
+              <w:rPr>
+                <w:rFonts w:ascii="Arial" w:hAnsi="Arial" w:eastAsia="Arial"/>
+                <w:b/>
+                <w:sz w:val="18"/>
+              </w:rPr>
+              <w:t>ค.ศ.</w:t>
+            </w:r>
+            <w:r>
+              <w:rPr>
+                <w:rFonts w:ascii="Arial" w:hAnsi="Arial" w:eastAsia="Arial"/>
+                <w:sz w:val="18"/>
+              </w:rPr>
+              <w:t xml:space="preserve"> และ running 5 หลัก (มติ 2026-08-06)</w:t>
             </w:r>
           </w:p>
         </w:tc>
@@ -1532,7 +1547,7 @@
                 <w:rFonts w:ascii="Arial" w:hAnsi="Arial" w:eastAsia="Arial"/>
                 <w:sz w:val="18"/>
               </w:rPr>
-              <w:t>FE แสดง พ.ศ. หาก source เป็น ISO ค.ศ.</w:t>
+              <w:t>payload เป็น ISO ค.ศ. · FE แสดง ค.ศ. เป็นค่าเริ่มต้น (DatePicker buddhistEra=false) แสดง พ.ศ. เฉพาะจุดที่เปิด flag</w:t>
             </w:r>
           </w:p>
         </w:tc>
@@ -1756,7 +1771,29 @@
                 <w:rFonts w:ascii="Arial" w:hAnsi="Arial" w:eastAsia="Arial"/>
                 <w:sz w:val="18"/>
               </w:rPr>
-              <w:t xml:space="preserve"> จาก API เท่านั้น</w:t>
+              <w:t xml:space="preserve"> จาก API เท่านั้น · ไม่เลือกแล้วกดส่ง → popup </w:t>
+            </w:r>
+            <w:r>
+              <w:rPr>
+                <w:rFonts w:ascii="Arial" w:hAnsi="Arial" w:eastAsia="Arial"/>
+                <w:b/>
+                <w:sz w:val="18"/>
+              </w:rPr>
+              <w:t>verbatim ข้อกำหนดทางธุรกิจ</w:t>
+            </w:r>
+            <w:r>
+              <w:rPr>
+                <w:rFonts w:ascii="Arial" w:hAnsi="Arial" w:eastAsia="Arial"/>
+                <w:sz w:val="18"/>
+              </w:rPr>
+              <w:t xml:space="preserve">: </w:t>
+            </w:r>
+            <w:r>
+              <w:rPr>
+                <w:rFonts w:ascii="Courier New" w:hAnsi="Courier New" w:eastAsia="Arial"/>
+                <w:sz w:val="18"/>
+              </w:rPr>
+              <w:t>ท่านยังไม่เลือกผลการพิจารณา กรุณาเลือกข้อมูลก่อนกดส่งดำเนินการ</w:t>
             </w:r>
           </w:p>
         </w:tc>
@@ -1861,7 +1898,7 @@
                 <w:rFonts w:ascii="Arial" w:hAnsi="Arial" w:eastAsia="Arial"/>
                 <w:sz w:val="18"/>
               </w:rPr>
-              <w:t>trim before submit</w:t>
+              <w:t>trim before submit · ข้อกำหนดทางธุรกิจ บังคับ required เมื่อเลือกไม่ชดเชย แต่ไม่ได้ระบุข้อความ popup</w:t>
             </w:r>
           </w:p>
         </w:tc>
@@ -1966,7 +2003,254 @@
                 <w:rFonts w:ascii="Arial" w:hAnsi="Arial" w:eastAsia="Arial"/>
                 <w:sz w:val="18"/>
               </w:rPr>
-              <w:t>validate before save</w:t>
+              <w:t xml:space="preserve">validate before save · ไม่ครบ 100% → popup </w:t>
+            </w:r>
+            <w:r>
+              <w:rPr>
+                <w:rFonts w:ascii="Courier New" w:hAnsi="Courier New" w:eastAsia="Arial"/>
+                <w:sz w:val="18"/>
+              </w:rPr>
+              <w:t>โปรดตรวจสอบ %ชดเชย ของท่าน รวมกันแล้วไม่เท่ากับ 100%</w:t>
+            </w:r>
+          </w:p>
+        </w:tc>
+      </w:tr>
+      <w:tr>
+        <w:trPr>
+          <w:cantSplit/>
+        </w:trPr>
+        <w:tc>
+          <w:tcPr>
+            <w:tcW w:type="dxa" w:w="2520"/>
+            <w:vAlign w:val="center"/>
+          </w:tcPr>
+          <w:p>
+            <w:pPr>
+              <w:keepLines/>
+              <w:spacing w:after="0"/>
+            </w:pPr>
+            <w:r>
+              <w:rPr>
+                <w:rFonts w:ascii="Arial" w:hAnsi="Arial" w:eastAsia="Arial"/>
+                <w:sz w:val="18"/>
+              </w:rPr>
+            </w:r>
+            <w:r>
+              <w:rPr>
+                <w:rFonts w:ascii="Arial" w:hAnsi="Arial" w:eastAsia="Arial"/>
+                <w:sz w:val="18"/>
+              </w:rPr>
+              <w:t>competitorCode</w:t>
+            </w:r>
+          </w:p>
+        </w:tc>
+        <w:tc>
+          <w:tcPr>
+            <w:tcW w:type="dxa" w:w="2520"/>
+            <w:vAlign w:val="center"/>
+          </w:tcPr>
+          <w:p>
+            <w:pPr>
+              <w:keepLines/>
+              <w:spacing w:after="0"/>
+            </w:pPr>
+            <w:r>
+              <w:rPr>
+                <w:rFonts w:ascii="Arial" w:hAnsi="Arial" w:eastAsia="Arial"/>
+                <w:sz w:val="18"/>
+              </w:rPr>
+            </w:r>
+            <w:r>
+              <w:rPr>
+                <w:rFonts w:ascii="Arial" w:hAnsi="Arial" w:eastAsia="Arial"/>
+                <w:sz w:val="18"/>
+              </w:rPr>
+              <w:t>select จาก master competitors</w:t>
+            </w:r>
+          </w:p>
+        </w:tc>
+        <w:tc>
+          <w:tcPr>
+            <w:tcW w:type="dxa" w:w="2520"/>
+            <w:vAlign w:val="center"/>
+          </w:tcPr>
+          <w:p>
+            <w:pPr>
+              <w:keepLines/>
+              <w:spacing w:after="0"/>
+            </w:pPr>
+            <w:r>
+              <w:rPr>
+                <w:rFonts w:ascii="Arial" w:hAnsi="Arial" w:eastAsia="Arial"/>
+                <w:sz w:val="18"/>
+              </w:rPr>
+            </w:r>
+            <w:r>
+              <w:rPr>
+                <w:rFonts w:ascii="Arial" w:hAnsi="Arial" w:eastAsia="Arial"/>
+                <w:sz w:val="18"/>
+              </w:rPr>
+              <w:t>required เมื่อเพิ่ม/แก้แถวคู่แข่ง</w:t>
+            </w:r>
+          </w:p>
+        </w:tc>
+        <w:tc>
+          <w:tcPr>
+            <w:tcW w:type="dxa" w:w="2520"/>
+            <w:vAlign w:val="center"/>
+          </w:tcPr>
+          <w:p>
+            <w:pPr>
+              <w:keepLines/>
+              <w:spacing w:after="0"/>
+            </w:pPr>
+            <w:r>
+              <w:rPr>
+                <w:rFonts w:ascii="Arial" w:hAnsi="Arial" w:eastAsia="Arial"/>
+                <w:sz w:val="18"/>
+              </w:rPr>
+            </w:r>
+            <w:r>
+              <w:rPr>
+                <w:rFonts w:ascii="Arial" w:hAnsi="Arial" w:eastAsia="Arial"/>
+                <w:sz w:val="18"/>
+              </w:rPr>
+              <w:t xml:space="preserve">ไม่เลือก → popup </w:t>
+            </w:r>
+            <w:r>
+              <w:rPr>
+                <w:rFonts w:ascii="Arial" w:hAnsi="Arial" w:eastAsia="Arial"/>
+                <w:b/>
+                <w:sz w:val="18"/>
+              </w:rPr>
+              <w:t>verbatim ข้อกำหนดทางธุรกิจ §10</w:t>
+            </w:r>
+            <w:r>
+              <w:rPr>
+                <w:rFonts w:ascii="Arial" w:hAnsi="Arial" w:eastAsia="Arial"/>
+                <w:sz w:val="18"/>
+              </w:rPr>
+              <w:t xml:space="preserve">: </w:t>
+            </w:r>
+            <w:r>
+              <w:rPr>
+                <w:rFonts w:ascii="Courier New" w:hAnsi="Courier New" w:eastAsia="Arial"/>
+                <w:sz w:val="18"/>
+              </w:rPr>
+              <w:t>กรุณาเลือกร้านคู่แข่งที่ท่านต้องการ</w:t>
+            </w:r>
+          </w:p>
+        </w:tc>
+      </w:tr>
+      <w:tr>
+        <w:trPr>
+          <w:cantSplit/>
+        </w:trPr>
+        <w:tc>
+          <w:tcPr>
+            <w:tcW w:type="dxa" w:w="2520"/>
+            <w:vAlign w:val="center"/>
+          </w:tcPr>
+          <w:p>
+            <w:pPr>
+              <w:keepLines/>
+              <w:spacing w:after="0"/>
+            </w:pPr>
+            <w:r>
+              <w:rPr>
+                <w:rFonts w:ascii="Arial" w:hAnsi="Arial" w:eastAsia="Arial"/>
+                <w:sz w:val="18"/>
+              </w:rPr>
+            </w:r>
+            <w:r>
+              <w:rPr>
+                <w:rFonts w:ascii="Arial" w:hAnsi="Arial" w:eastAsia="Arial"/>
+                <w:sz w:val="18"/>
+              </w:rPr>
+              <w:t>factor.startDate / factor.endDate</w:t>
+            </w:r>
+          </w:p>
+        </w:tc>
+        <w:tc>
+          <w:tcPr>
+            <w:tcW w:type="dxa" w:w="2520"/>
+            <w:vAlign w:val="center"/>
+          </w:tcPr>
+          <w:p>
+            <w:pPr>
+              <w:keepLines/>
+              <w:spacing w:after="0"/>
+            </w:pPr>
+            <w:r>
+              <w:rPr>
+                <w:rFonts w:ascii="Arial" w:hAnsi="Arial" w:eastAsia="Arial"/>
+                <w:sz w:val="18"/>
+              </w:rPr>
+            </w:r>
+            <w:r>
+              <w:rPr>
+                <w:rFonts w:ascii="Arial" w:hAnsi="Arial" w:eastAsia="Arial"/>
+                <w:sz w:val="18"/>
+              </w:rPr>
+              <w:t>date</w:t>
+            </w:r>
+          </w:p>
+        </w:tc>
+        <w:tc>
+          <w:tcPr>
+            <w:tcW w:type="dxa" w:w="2520"/>
+            <w:vAlign w:val="center"/>
+          </w:tcPr>
+          <w:p>
+            <w:pPr>
+              <w:keepLines/>
+              <w:spacing w:after="0"/>
+            </w:pPr>
+            <w:r>
+              <w:rPr>
+                <w:rFonts w:ascii="Arial" w:hAnsi="Arial" w:eastAsia="Arial"/>
+                <w:sz w:val="18"/>
+              </w:rPr>
+            </w:r>
+            <w:r>
+              <w:rPr>
+                <w:rFonts w:ascii="Arial" w:hAnsi="Arial" w:eastAsia="Arial"/>
+                <w:sz w:val="18"/>
+              </w:rPr>
+              <w:t>endDate &gt;= startDate</w:t>
+            </w:r>
+          </w:p>
+        </w:tc>
+        <w:tc>
+          <w:tcPr>
+            <w:tcW w:type="dxa" w:w="2520"/>
+            <w:vAlign w:val="center"/>
+          </w:tcPr>
+          <w:p>
+            <w:pPr>
+              <w:keepLines/>
+              <w:spacing w:after="0"/>
+            </w:pPr>
+            <w:r>
+              <w:rPr>
+                <w:rFonts w:ascii="Arial" w:hAnsi="Arial" w:eastAsia="Arial"/>
+                <w:sz w:val="18"/>
+              </w:rPr>
+            </w:r>
+            <w:r>
+              <w:rPr>
+                <w:rFonts w:ascii="Arial" w:hAnsi="Arial" w:eastAsia="Arial"/>
+                <w:b/>
+                <w:sz w:val="18"/>
+              </w:rPr>
+              <w:t>กติกา ข้อกำหนดทางธุรกิจ §11</w:t>
+            </w:r>
+            <w:r>
+              <w:rPr>
+                <w:rFonts w:ascii="Arial" w:hAnsi="Arial" w:eastAsia="Arial"/>
+                <w:sz w:val="18"/>
+              </w:rPr>
+              <w:t>: วันที่สิ้นสุดต้องเท่ากับหรือมากกว่าวันที่เริ่มต้น — ถ้าน้อยกว่าต้องแสดง Pop-up แจ้งเตือน (ข้อกำหนดทางธุรกิจ ไม่ได้ระบุข้อความ ให้ยืนยันกับ BA ก่อน UAT)</w:t>
             </w:r>
           </w:p>
         </w:tc>
@@ -9859,7 +10143,7 @@
                 <w:rFonts w:ascii="Arial" w:hAnsi="Arial" w:eastAsia="Arial"/>
                 <w:sz w:val="18"/>
               </w:rPr>
-              <w:t>พ.ศ. YYYY/xxxxx</w:t>
+              <w:t>ค.ศ. YYYY/xxxxx</w:t>
             </w:r>
           </w:p>
         </w:tc>
@@ -10231,7 +10515,7 @@
                 <w:rFonts w:ascii="Arial" w:hAnsi="Arial" w:eastAsia="Arial"/>
                 <w:sz w:val="18"/>
               </w:rPr>
-              <w:t>พ.ศ. YYYY/xxxxx</w:t>
+              <w:t>ค.ศ. YYYY/xxxxx</w:t>
             </w:r>
           </w:p>
         </w:tc>
@@ -14919,7 +15203,7 @@
         </w:rPr>
         <w:t>// src/types/sbpgi/document.ts — ตรงกับตาราง API ในเอกสารนี้</w:t>
         <w:br/>
-        <w:t>// วันที่/เดือนใน payload เป็น ค.ศ. (ISO) เสมอ — แปลงเป็น พ.ศ. เฉพาะตอน display</w:t>
+        <w:t>// วันที่/เดือนเป็น ค.ศ. ทั้ง payload (ISO) และ display — ไม่แปลงเป็น พ.ศ. (มติ 2026-08-06)</w:t>
         <w:br/>
         <w:br/>
         <w:t>/** GET /api/v1/documents/{docNo} — response */</w:t>
@@ -15267,11 +15551,15 @@
         <w:t>const REQUIRE_COMMENT: string[] = [/* TODO: ค่าที่บังคับ comment */];</w:t>
         <w:br/>
         <w:br/>
-        <w:t>// TODO: แทนข้อความ validation ด้วยข้อความ verbatim จาก ข้อกำหนดทางธุรกิจ ก่อน UAT</w:t>
+        <w:t>// ⚠️ ข้อความ validation ด้านล่างเป็น verbatim จาก ข้อกำหนดทางธุรกิจ v3.1 — ห้าม paraphrase ห้ามย่อ</w:t>
+        <w:br/>
+        <w:t>//    (ข้อกำหนดทางธุรกิจ "รายการหน้าจอ" §10/§13 · ตรงกับที่ prototype Document Detail screen ใช้)</w:t>
         <w:br/>
         <w:t>const schema = yup.object({</w:t>
         <w:br/>
-        <w:t xml:space="preserve">  result: yup.string().required('กรุณาเลือกผลการพิจารณา'),</w:t>
+        <w:t xml:space="preserve">  result: yup.string().required('ท่านยังไม่เลือกผลการพิจารณา กรุณาเลือกข้อมูลก่อนกดส่งดำเนินการ'),</w:t>
+        <w:br/>
+        <w:t xml:space="preserve">  // ข้อกำหนดทางธุรกิจ บังคับให้ความคิดเห็นเป็น required เมื่อเลือกไม่ชดเชย แต่ไม่ได้ระบุข้อความ — ข้อความนี้เรากำหนดเอง</w:t>
         <w:br/>
         <w:t xml:space="preserve">  comment: yup.string().when('result', {</w:t>
         <w:br/>
@@ -15460,7 +15748,7 @@
         <w:keepLines/>
       </w:pPr>
       <w:r>
-        <w:t>payload ใช้วันที่ ค.ศ. เสมอ; แปลงเป็น พ.ศ. เฉพาะตอนแสดงผลผ่าน formatter กลางจุดเดียว</w:t>
+        <w:t>payload และการแสดงผลใช้วันที่ ค.ศ. เสมอ ผ่าน formatter กลางจุดเดียว — ไม่แปลงเป็น พ.ศ. (มติ 2026-08-06)</w:t>
       </w:r>
     </w:p>
     <w:p>

--- a/LLDD/word/FE/LLDD-FE-Document-Detail.docx
+++ b/LLDD/word/FE/LLDD-FE-Document-Detail.docx
@@ -1540,7 +1540,177 @@
                 <w:rFonts w:ascii="Arial" w:hAnsi="Arial" w:eastAsia="Arial" w:cs="Tahoma"/>
                 <w:sz w:val="18"/>
               </w:rPr>
-              <w:t xml:space="preserve"> และรวม allocation ต้องเท่ากับ 100</w:t>
+              <w:t xml:space="preserve"> และรวม allocation ต้องเท่ากับ 100 — </w:t>
+            </w:r>
+            <w:r>
+              <w:rPr>
+                <w:rFonts w:ascii="Arial" w:hAnsi="Arial" w:eastAsia="Arial" w:cs="Tahoma"/>
+                <w:b/>
+                <w:sz w:val="18"/>
+              </w:rPr>
+              <w:t>B5: เพิ่ม/ลบร้านที่กระทบเพิ่มเมื่อไร ต้องเกลี่ยใหม่ทั้งชุดแล้วคำนวณ `compensateAmount` ของทุกแถวใหม่ ไม่ใช่เฉพาะแถวที่เพิ่ม</w:t>
+            </w:r>
+          </w:p>
+        </w:tc>
+      </w:tr>
+      <w:tr>
+        <w:trPr>
+          <w:cantSplit/>
+        </w:trPr>
+        <w:tc>
+          <w:tcPr>
+            <w:tcW w:type="dxa" w:w="2520"/>
+            <w:vAlign w:val="center"/>
+          </w:tcPr>
+          <w:p>
+            <w:pPr>
+              <w:keepLines/>
+              <w:spacing w:after="0"/>
+            </w:pPr>
+            <w:r>
+              <w:rPr>
+                <w:rFonts w:ascii="Arial" w:hAnsi="Arial" w:eastAsia="Arial" w:cs="Tahoma"/>
+                <w:sz w:val="18"/>
+              </w:rPr>
+            </w:r>
+            <w:r>
+              <w:rPr>
+                <w:rFonts w:ascii="Arial" w:hAnsi="Arial" w:eastAsia="Arial" w:cs="Tahoma"/>
+                <w:sz w:val="18"/>
+              </w:rPr>
+              <w:t>sourceSystem</w:t>
+            </w:r>
+          </w:p>
+        </w:tc>
+        <w:tc>
+          <w:tcPr>
+            <w:tcW w:type="dxa" w:w="2520"/>
+            <w:vAlign w:val="center"/>
+          </w:tcPr>
+          <w:p>
+            <w:pPr>
+              <w:keepLines/>
+              <w:spacing w:after="0"/>
+            </w:pPr>
+            <w:r>
+              <w:rPr>
+                <w:rFonts w:ascii="Arial" w:hAnsi="Arial" w:eastAsia="Arial" w:cs="Tahoma"/>
+                <w:sz w:val="18"/>
+              </w:rPr>
+            </w:r>
+            <w:r>
+              <w:rPr>
+                <w:rFonts w:ascii="Arial" w:hAnsi="Arial" w:eastAsia="Arial" w:cs="Tahoma"/>
+                <w:sz w:val="18"/>
+              </w:rPr>
+              <w:t>enum</w:t>
+            </w:r>
+          </w:p>
+        </w:tc>
+        <w:tc>
+          <w:tcPr>
+            <w:tcW w:type="dxa" w:w="2520"/>
+            <w:vAlign w:val="center"/>
+          </w:tcPr>
+          <w:p>
+            <w:pPr>
+              <w:keepLines/>
+              <w:spacing w:after="0"/>
+            </w:pPr>
+            <w:r>
+              <w:rPr>
+                <w:rFonts w:ascii="Arial" w:hAnsi="Arial" w:eastAsia="Arial" w:cs="Tahoma"/>
+                <w:sz w:val="18"/>
+              </w:rPr>
+            </w:r>
+            <w:r>
+              <w:rPr>
+                <w:rFonts w:ascii="Arial" w:hAnsi="Arial" w:eastAsia="Arial" w:cs="Tahoma"/>
+                <w:sz w:val="18"/>
+              </w:rPr>
+              <w:t>ALLMAP / USER</w:t>
+            </w:r>
+          </w:p>
+        </w:tc>
+        <w:tc>
+          <w:tcPr>
+            <w:tcW w:type="dxa" w:w="2520"/>
+            <w:vAlign w:val="center"/>
+          </w:tcPr>
+          <w:p>
+            <w:pPr>
+              <w:keepLines/>
+              <w:spacing w:after="0"/>
+            </w:pPr>
+            <w:r>
+              <w:rPr>
+                <w:rFonts w:ascii="Arial" w:hAnsi="Arial" w:eastAsia="Arial" w:cs="Tahoma"/>
+                <w:sz w:val="18"/>
+              </w:rPr>
+            </w:r>
+            <w:r>
+              <w:rPr>
+                <w:rFonts w:ascii="Arial" w:hAnsi="Arial" w:eastAsia="Arial" w:cs="Tahoma"/>
+                <w:b/>
+                <w:sz w:val="18"/>
+              </w:rPr>
+              <w:t>B5</w:t>
+            </w:r>
+            <w:r>
+              <w:rPr>
+                <w:rFonts w:ascii="Arial" w:hAnsi="Arial" w:eastAsia="Arial" w:cs="Tahoma"/>
+                <w:sz w:val="18"/>
+              </w:rPr>
+              <w:t xml:space="preserve"> ที่มาของแถวร้านเปิดใหม่ — </w:t>
+            </w:r>
+            <w:r>
+              <w:rPr>
+                <w:rFonts w:ascii="Courier New" w:hAnsi="Courier New" w:eastAsia="Courier New" w:cs="Tahoma"/>
+                <w:sz w:val="18"/>
+              </w:rPr>
+              <w:t>ALLMAP</w:t>
+            </w:r>
+            <w:r>
+              <w:rPr>
+                <w:rFonts w:ascii="Arial" w:hAnsi="Arial" w:eastAsia="Arial" w:cs="Tahoma"/>
+                <w:sz w:val="18"/>
+              </w:rPr>
+              <w:t xml:space="preserve"> ระบบ default ให้อัตโนมัติ (Job 9) · </w:t>
+            </w:r>
+            <w:r>
+              <w:rPr>
+                <w:rFonts w:ascii="Courier New" w:hAnsi="Courier New" w:eastAsia="Courier New" w:cs="Tahoma"/>
+                <w:sz w:val="18"/>
+              </w:rPr>
+              <w:t>USER</w:t>
+            </w:r>
+            <w:r>
+              <w:rPr>
+                <w:rFonts w:ascii="Arial" w:hAnsi="Arial" w:eastAsia="Arial" w:cs="Tahoma"/>
+                <w:sz w:val="18"/>
+              </w:rPr>
+              <w:t xml:space="preserve"> เจ้าหน้าที่ SBP DSA คีย์เองจากเอกสารแจ้งของหน่วยงานส่งเสริม (ผัง To-Be · SDD สไลด์ 7) · ซ้ำ </w:t>
+            </w:r>
+            <w:r>
+              <w:rPr>
+                <w:rFonts w:ascii="Courier New" w:hAnsi="Courier New" w:eastAsia="Courier New" w:cs="Tahoma"/>
+                <w:sz w:val="18"/>
+              </w:rPr>
+              <w:t>(doc_no, new_store_code)</w:t>
+            </w:r>
+            <w:r>
+              <w:rPr>
+                <w:rFonts w:ascii="Arial" w:hAnsi="Arial" w:eastAsia="Arial" w:cs="Tahoma"/>
+                <w:sz w:val="18"/>
+              </w:rPr>
+              <w:t xml:space="preserve"> ให้คืน </w:t>
+            </w:r>
+            <w:r>
+              <w:rPr>
+                <w:rFonts w:ascii="Courier New" w:hAnsi="Courier New" w:eastAsia="Courier New" w:cs="Tahoma"/>
+                <w:sz w:val="18"/>
+              </w:rPr>
+              <w:t>409</w:t>
             </w:r>
           </w:p>
         </w:tc>
@@ -17225,6 +17395,86 @@
                 <w:sz w:val="18"/>
               </w:rPr>
               <w:t>ผ่านเมื่อถูกกฎ / โยน error เมื่อผิด — กฎ: 0-100 · รูปแบบ: number, 2 decimals</w:t>
+            </w:r>
+          </w:p>
+        </w:tc>
+      </w:tr>
+      <w:tr>
+        <w:trPr>
+          <w:cantSplit/>
+        </w:trPr>
+        <w:tc>
+          <w:tcPr>
+            <w:tcW w:type="dxa" w:w="3360"/>
+            <w:vAlign w:val="center"/>
+          </w:tcPr>
+          <w:p>
+            <w:pPr>
+              <w:keepLines/>
+              <w:spacing w:after="0"/>
+            </w:pPr>
+            <w:r>
+              <w:rPr>
+                <w:rFonts w:ascii="Arial" w:hAnsi="Arial" w:eastAsia="Arial" w:cs="Tahoma"/>
+                <w:sz w:val="18"/>
+              </w:rPr>
+            </w:r>
+            <w:r>
+              <w:rPr>
+                <w:rFonts w:ascii="Courier New" w:hAnsi="Courier New" w:eastAsia="Courier New" w:cs="Tahoma"/>
+                <w:sz w:val="18"/>
+              </w:rPr>
+              <w:t>sourceSystem</w:t>
+            </w:r>
+          </w:p>
+        </w:tc>
+        <w:tc>
+          <w:tcPr>
+            <w:tcW w:type="dxa" w:w="3360"/>
+            <w:vAlign w:val="center"/>
+          </w:tcPr>
+          <w:p>
+            <w:pPr>
+              <w:keepLines/>
+              <w:spacing w:after="0"/>
+            </w:pPr>
+            <w:r>
+              <w:rPr>
+                <w:rFonts w:ascii="Arial" w:hAnsi="Arial" w:eastAsia="Arial" w:cs="Tahoma"/>
+                <w:sz w:val="18"/>
+              </w:rPr>
+            </w:r>
+            <w:r>
+              <w:rPr>
+                <w:rFonts w:ascii="Arial" w:hAnsi="Arial" w:eastAsia="Arial" w:cs="Tahoma"/>
+                <w:sz w:val="18"/>
+              </w:rPr>
+              <w:t>validation</w:t>
+            </w:r>
+          </w:p>
+        </w:tc>
+        <w:tc>
+          <w:tcPr>
+            <w:tcW w:type="dxa" w:w="3360"/>
+            <w:vAlign w:val="center"/>
+          </w:tcPr>
+          <w:p>
+            <w:pPr>
+              <w:keepLines/>
+              <w:spacing w:after="0"/>
+            </w:pPr>
+            <w:r>
+              <w:rPr>
+                <w:rFonts w:ascii="Arial" w:hAnsi="Arial" w:eastAsia="Arial" w:cs="Tahoma"/>
+                <w:sz w:val="18"/>
+              </w:rPr>
+            </w:r>
+            <w:r>
+              <w:rPr>
+                <w:rFonts w:ascii="Arial" w:hAnsi="Arial" w:eastAsia="Arial" w:cs="Tahoma"/>
+                <w:sz w:val="18"/>
+              </w:rPr>
+              <w:t>ผ่านเมื่อถูกกฎ / โยน error เมื่อผิด — กฎ: ALLMAP / USER · รูปแบบ: enum</w:t>
             </w:r>
           </w:p>
         </w:tc>

--- a/LLDD/word/FE/LLDD-FE-Document-Detail.docx
+++ b/LLDD/word/FE/LLDD-FE-Document-Detail.docx
@@ -7058,7 +7058,7 @@
                 <w:rFonts w:ascii="Arial" w:hAnsi="Arial" w:eastAsia="Arial" w:cs="Tahoma"/>
                 <w:sz w:val="18"/>
               </w:rPr>
-              <w:t>GET /api/v1/documents/{docNo}; PUT /api/v1/documents/{docNo}; POST /api/v1/documents/{docNo}/actions</w:t>
+              <w:t>GET /api/v1/sbpgi/document/{docNo}; PUT /api/v1/sbpgi/document/{docNo}; POST /api/v1/sbpgi/document/{docNo}/actions</w:t>
             </w:r>
           </w:p>
         </w:tc>
@@ -7168,7 +7168,21 @@
                 <w:rFonts w:ascii="Arial" w:hAnsi="Arial" w:eastAsia="Arial" w:cs="Tahoma"/>
                 <w:sz w:val="18"/>
               </w:rPr>
-              <w:t>Rendered UI state or normalized API response with status/message and audit-ready trace reference.</w:t>
+              <w:t xml:space="preserve">ไม่มีตารางที่เอกสารนี้เขียนเอง — output คือ response ตาม envelope กลาง </w:t>
+            </w:r>
+            <w:r>
+              <w:rPr>
+                <w:rFonts w:ascii="Courier New" w:hAnsi="Courier New" w:eastAsia="Courier New" w:cs="Tahoma"/>
+                <w:sz w:val="18"/>
+              </w:rPr>
+              <w:t>{success, data}</w:t>
+            </w:r>
+            <w:r>
+              <w:rPr>
+                <w:rFonts w:ascii="Arial" w:hAnsi="Arial" w:eastAsia="Arial" w:cs="Tahoma"/>
+                <w:sz w:val="18"/>
+              </w:rPr>
+              <w:t xml:space="preserve"> และร่องรอยที่ตรวจย้อนได้ (log / consideration_logs / workflow_history ของ engine)</w:t>
             </w:r>
           </w:p>
         </w:tc>
@@ -8148,7 +8162,7 @@
                 <w:rFonts w:ascii="Arial" w:hAnsi="Arial" w:eastAsia="Arial" w:cs="Tahoma"/>
                 <w:sz w:val="18"/>
               </w:rPr>
-              <w:t>GET /api/v1/documents/{docNo}</w:t>
+              <w:t>GET /api/v1/sbpgi/document/{docNo}</w:t>
             </w:r>
           </w:p>
         </w:tc>
@@ -8228,7 +8242,7 @@
                 <w:rFonts w:ascii="Arial" w:hAnsi="Arial" w:eastAsia="Arial" w:cs="Tahoma"/>
                 <w:sz w:val="18"/>
               </w:rPr>
-              <w:t>PUT /api/v1/documents/{docNo}</w:t>
+              <w:t>PUT /api/v1/sbpgi/document/{docNo}</w:t>
             </w:r>
           </w:p>
         </w:tc>
@@ -8308,7 +8322,7 @@
                 <w:rFonts w:ascii="Arial" w:hAnsi="Arial" w:eastAsia="Arial" w:cs="Tahoma"/>
                 <w:sz w:val="18"/>
               </w:rPr>
-              <w:t>POST /api/v1/documents/{docNo}/actions</w:t>
+              <w:t>POST /api/v1/sbpgi/document/{docNo}/actions</w:t>
             </w:r>
           </w:p>
         </w:tc>
@@ -8388,7 +8402,7 @@
                 <w:rFonts w:ascii="Arial" w:hAnsi="Arial" w:eastAsia="Arial" w:cs="Tahoma"/>
                 <w:sz w:val="18"/>
               </w:rPr>
-              <w:t>POST /api/v1/documents/{docNo}/attachments</w:t>
+              <w:t>POST /api/v1/sbpgi/document/{docNo}/attachments</w:t>
             </w:r>
           </w:p>
         </w:tc>
@@ -8637,7 +8651,7 @@
                 <w:rFonts w:ascii="Arial" w:hAnsi="Arial" w:eastAsia="Arial" w:cs="Tahoma"/>
                 <w:sz w:val="18"/>
               </w:rPr>
-              <w:t>PUT /api/v1/documents/{docNo}</w:t>
+              <w:t>PUT /api/v1/sbpgi/document/{docNo}</w:t>
             </w:r>
           </w:p>
         </w:tc>
@@ -8742,7 +8756,7 @@
                 <w:rFonts w:ascii="Arial" w:hAnsi="Arial" w:eastAsia="Arial" w:cs="Tahoma"/>
                 <w:sz w:val="18"/>
               </w:rPr>
-              <w:t>POST /api/v1/documents/{docNo}/actions</w:t>
+              <w:t>POST /api/v1/sbpgi/document/{docNo}/actions</w:t>
             </w:r>
           </w:p>
         </w:tc>
@@ -8847,7 +8861,7 @@
                 <w:rFonts w:ascii="Arial" w:hAnsi="Arial" w:eastAsia="Arial" w:cs="Tahoma"/>
                 <w:sz w:val="18"/>
               </w:rPr>
-              <w:t>POST /api/v1/documents/{docNo}/attachments</w:t>
+              <w:t>POST /api/v1/sbpgi/document/{docNo}/attachments</w:t>
             </w:r>
           </w:p>
         </w:tc>
@@ -8952,7 +8966,7 @@
                 <w:rFonts w:ascii="Arial" w:hAnsi="Arial" w:eastAsia="Arial" w:cs="Tahoma"/>
                 <w:sz w:val="18"/>
               </w:rPr>
-              <w:t>GET /api/v1/documents/{docNo}/sales</w:t>
+              <w:t>GET /api/v1/sbpgi/document/{docNo}/sales</w:t>
             </w:r>
           </w:p>
         </w:tc>
@@ -9752,7 +9766,7 @@
                 <w:rFonts w:ascii="Arial" w:hAnsi="Arial" w:eastAsia="Arial" w:cs="Tahoma"/>
                 <w:sz w:val="18"/>
               </w:rPr>
-              <w:t>PUT /api/v1/documents/{docNo}</w:t>
+              <w:t>PUT /api/v1/sbpgi/document/{docNo}</w:t>
             </w:r>
           </w:p>
         </w:tc>
@@ -9857,7 +9871,7 @@
                 <w:rFonts w:ascii="Arial" w:hAnsi="Arial" w:eastAsia="Arial" w:cs="Tahoma"/>
                 <w:sz w:val="18"/>
               </w:rPr>
-              <w:t>POST /api/v1/documents/{docNo}/actions</w:t>
+              <w:t>POST /api/v1/sbpgi/document/{docNo}/actions</w:t>
             </w:r>
           </w:p>
         </w:tc>
@@ -9962,7 +9976,7 @@
                 <w:rFonts w:ascii="Arial" w:hAnsi="Arial" w:eastAsia="Arial" w:cs="Tahoma"/>
                 <w:sz w:val="18"/>
               </w:rPr>
-              <w:t>POST /api/v1/documents/{docNo}/attachments</w:t>
+              <w:t>POST /api/v1/sbpgi/document/{docNo}/attachments</w:t>
             </w:r>
           </w:p>
         </w:tc>
@@ -10067,7 +10081,7 @@
                 <w:rFonts w:ascii="Arial" w:hAnsi="Arial" w:eastAsia="Arial" w:cs="Tahoma"/>
                 <w:sz w:val="18"/>
               </w:rPr>
-              <w:t>GET /api/v1/documents/{docNo}/sales</w:t>
+              <w:t>GET /api/v1/sbpgi/document/{docNo}/sales</w:t>
             </w:r>
           </w:p>
         </w:tc>
@@ -10118,7 +10132,7 @@
         <w:pageBreakBefore w:val="0"/>
       </w:pPr>
       <w:r>
-        <w:t>GET /api/v1/documents/{docNo}</w:t>
+        <w:t>GET /api/v1/sbpgi/document/{docNo}</w:t>
       </w:r>
     </w:p>
     <w:p>
@@ -12166,7 +12180,7 @@
         <w:pageBreakBefore w:val="0"/>
       </w:pPr>
       <w:r>
-        <w:t>PUT /api/v1/documents/{docNo}</w:t>
+        <w:t>PUT /api/v1/sbpgi/document/{docNo}</w:t>
       </w:r>
     </w:p>
     <w:p>
@@ -12989,7 +13003,7 @@
         <w:pageBreakBefore w:val="0"/>
       </w:pPr>
       <w:r>
-        <w:t>POST /api/v1/documents/{docNo}/actions</w:t>
+        <w:t>POST /api/v1/sbpgi/document/{docNo}/actions</w:t>
       </w:r>
     </w:p>
     <w:p>
@@ -13913,7 +13927,7 @@
         <w:pageBreakBefore w:val="0"/>
       </w:pPr>
       <w:r>
-        <w:t>POST /api/v1/documents/{docNo}/attachments</w:t>
+        <w:t>POST /api/v1/sbpgi/document/{docNo}/attachments</w:t>
       </w:r>
     </w:p>
     <w:p>
@@ -14852,7 +14866,7 @@
                 <w:rFonts w:ascii="Arial" w:hAnsi="Arial" w:eastAsia="Arial" w:cs="Tahoma"/>
                 <w:sz w:val="18"/>
               </w:rPr>
-              <w:t>src/app/(main)/sbpgi/documents/[docNo]/page.tsx</w:t>
+              <w:t>src/app/(main)/sbpgi/document/[docNo]/page.tsx</w:t>
             </w:r>
           </w:p>
         </w:tc>
@@ -15184,7 +15198,7 @@
         <w:br/>
         <w:t>// หน้ารายละเอียดเอกสาร + action panel ตาม role profile</w:t>
         <w:br/>
-        <w:t>// route: /sbpgi/documents/[docNo]</w:t>
+        <w:t>// route: /sbpgi/document/[docNo]</w:t>
         <w:br/>
         <w:br/>
         <w:t>import { useParams } from 'next/navigation';</w:t>
@@ -15197,10 +15211,10 @@
         <w:br/>
         <w:t>import ActionPanel from '@/components/sbpgi/document-detail/ActionPanel';</w:t>
         <w:br/>
-        <w:t>import { useDocumentsDetailQuery, useCreateDocumentsActionsMutation } from '@/hooks/sbpgi/document.query';</w:t>
+        <w:t>import { useSbpgiDocumentDetailQuery, useCreateSbpgiDocumentActionsMutation } from '@/hooks/sbpgi/document.query';</w:t>
         <w:br/>
         <w:br/>
-        <w:t>const PAGE_URL = '/sbpgi/documents';</w:t>
+        <w:t>const PAGE_URL = '/sbpgi/document';</w:t>
         <w:br/>
         <w:br/>
         <w:t>export default function DocumentDetailPage() {</w:t>
@@ -15211,9 +15225,9 @@
         <w:br/>
         <w:t xml:space="preserve">  const { hasPermission, isPermissionLoaded } = permissionStore();</w:t>
         <w:br/>
-        <w:t xml:space="preserve">  const { data: doc, isLoading } = useDocumentsDetailQuery(docNo);</w:t>
+        <w:t xml:space="preserve">  const { data: doc, isLoading } = useSbpgiDocumentDetailQuery(docNo);</w:t>
         <w:br/>
-        <w:t xml:space="preserve">  const submitAction = useCreateDocumentsActionsMutation(docNo);</w:t>
+        <w:t xml:space="preserve">  const submitAction = useCreateSbpgiDocumentActionsMutation(docNo);</w:t>
         <w:br/>
         <w:br/>
         <w:t xml:space="preserve">  // สิทธิ์แสดง/แก้ไขแต่ละ section มาจาก API เท่านั้น — FE ห้ามคำนวณจาก role เอง</w:t>
@@ -15352,48 +15366,48 @@
         <w:t>import type * as T from '@/types/sbpgi/document';</w:t>
         <w:br/>
         <w:br/>
-        <w:t>/** GET /api/v1/documents/{docNo} — โหลดรายละเอียดเอกสารพร้อม role profile สำหรับหน้า detail */</w:t>
+        <w:t>/** GET /api/v1/sbpgi/document/{docNo} — โหลดรายละเอียดเอกสารพร้อม role profile สำหรับหน้า detail */</w:t>
         <w:br/>
-        <w:t>export async function getDocumentsDetail(docNo: string): Promise&lt;T.DocumentsDetailResponse&gt; {</w:t>
+        <w:t>export async function getSbpgiDocumentDetail(docNo: string): Promise&lt;T.SbpgiDocumentDetailResponse&gt; {</w:t>
         <w:br/>
-        <w:t xml:space="preserve">  const { data } = await apiClient.get&lt;ApiResponse&lt;T.DocumentsDetailResponse&gt;&gt;(`/documents/${encodeURIComponent(docNo)}`);</w:t>
+        <w:t xml:space="preserve">  const { data } = await apiClient.get&lt;ApiResponse&lt;T.SbpgiDocumentDetailResponse&gt;&gt;(`/sbpgi/document/${encodeURIComponent(docNo)}`);</w:t>
         <w:br/>
         <w:t xml:space="preserve">  return data.data;</w:t>
         <w:br/>
         <w:t>}</w:t>
         <w:br/>
         <w:br/>
-        <w:t>/** PUT /api/v1/documents/{docNo} — บันทึกส่วนย่อย เช่น ร้านเปิดใหม่/คู่แข่ง/ปัจจัย */</w:t>
+        <w:t>/** PUT /api/v1/sbpgi/document/{docNo} — บันทึกส่วนย่อย เช่น ร้านเปิดใหม่/คู่แข่ง/ปัจจัย */</w:t>
         <w:br/>
-        <w:t>export async function updateDocuments(docNo: string, body: T.UpdateDocumentsRequest): Promise&lt;T.UpdateDocumentsResponse&gt; {</w:t>
+        <w:t>export async function updateSbpgiDocument(docNo: string, body: T.UpdateSbpgiDocumentRequest): Promise&lt;T.UpdateSbpgiDocumentResponse&gt; {</w:t>
         <w:br/>
-        <w:t xml:space="preserve">  const { data } = await apiClient.put&lt;ApiResponse&lt;T.UpdateDocumentsResponse&gt;&gt;(`/documents/${encodeURIComponent(docNo)}`, body);</w:t>
+        <w:t xml:space="preserve">  const { data } = await apiClient.put&lt;ApiResponse&lt;T.UpdateSbpgiDocumentResponse&gt;&gt;(`/sbpgi/document/${encodeURIComponent(docNo)}`, body);</w:t>
         <w:br/>
         <w:t xml:space="preserve">  return data.data;</w:t>
         <w:br/>
         <w:t>}</w:t>
         <w:br/>
         <w:br/>
-        <w:t>/** POST /api/v1/documents/{docNo}/actions — ส่งผลพิจารณาที่เลือกจาก actionOptions; ตัวอย่าง currentSection=01 จึงเปลี่ยนไป 02 */</w:t>
+        <w:t>/** POST /api/v1/sbpgi/document/{docNo}/actions — ส่งผลพิจารณาที่เลือกจาก actionOptions; ตัวอย่าง currentSection=01 จึงเปลี่ยนไป 02 */</w:t>
         <w:br/>
-        <w:t>export async function createDocumentsActions(docNo: string, body: T.CreateDocumentsActionsRequest): Promise&lt;T.CreateDocumentsActionsResponse&gt; {</w:t>
+        <w:t>export async function createSbpgiDocumentActions(docNo: string, body: T.CreateSbpgiDocumentActionsRequest): Promise&lt;T.CreateSbpgiDocumentActionsResponse&gt; {</w:t>
         <w:br/>
-        <w:t xml:space="preserve">  const { data } = await apiClient.post&lt;ApiResponse&lt;T.CreateDocumentsActionsResponse&gt;&gt;(`/documents/${encodeURIComponent(docNo)}/actions`, body);</w:t>
+        <w:t xml:space="preserve">  const { data } = await apiClient.post&lt;ApiResponse&lt;T.CreateSbpgiDocumentActionsResponse&gt;&gt;(`/sbpgi/document/${encodeURIComponent(docNo)}/actions`, body);</w:t>
         <w:br/>
         <w:t xml:space="preserve">  return data.data;</w:t>
         <w:br/>
         <w:t>}</w:t>
         <w:br/>
         <w:br/>
-        <w:t>/** POST /api/v1/documents/{docNo}/attachments — แนบไฟล์ */</w:t>
+        <w:t>/** POST /api/v1/sbpgi/document/{docNo}/attachments — แนบไฟล์ */</w:t>
         <w:br/>
-        <w:t>export async function createDocumentsAttachments(docNo: string, body: T.CreateDocumentsAttachmentsRequest): Promise&lt;T.CreateDocumentsAttachmentsResponse&gt; {</w:t>
+        <w:t>export async function createSbpgiDocumentAttachments(docNo: string, body: T.CreateSbpgiDocumentAttachmentsRequest): Promise&lt;T.CreateSbpgiDocumentAttachmentsResponse&gt; {</w:t>
         <w:br/>
         <w:t xml:space="preserve">  const form = new FormData();</w:t>
         <w:br/>
         <w:t xml:space="preserve">  form.append('file', body.file); // TODO: ตรวจขนาด &lt;= 5MB และนามสกุลที่อนุญาตก่อนเรียก</w:t>
         <w:br/>
-        <w:t xml:space="preserve">  const { data } = await apiClient.post&lt;ApiResponse&lt;T.CreateDocumentsAttachmentsResponse&gt;&gt;(`/documents/${encodeURIComponent(docNo)}/attachments`, form, {</w:t>
+        <w:t xml:space="preserve">  const { data } = await apiClient.post&lt;ApiResponse&lt;T.CreateSbpgiDocumentAttachmentsResponse&gt;&gt;(`/sbpgi/document/${encodeURIComponent(docNo)}/attachments`, form, {</w:t>
         <w:br/>
         <w:t xml:space="preserve">    headers: { 'Content-Type': 'multipart/form-data' },</w:t>
         <w:br/>
@@ -15477,9 +15491,9 @@
         <w:t>// วันที่/เดือนเป็น ค.ศ. ทั้ง payload (ISO) และ display — ไม่แปลงเป็น พ.ศ. (มติ 2026-08-06)</w:t>
         <w:br/>
         <w:br/>
-        <w:t>/** GET /api/v1/documents/{docNo} — response */</w:t>
+        <w:t>/** GET /api/v1/sbpgi/document/{docNo} — response */</w:t>
         <w:br/>
-        <w:t>export interface DocumentsDetailResponse {</w:t>
+        <w:t>export interface SbpgiDocumentDetailResponse {</w:t>
         <w:br/>
         <w:t xml:space="preserve">  docNo: string;</w:t>
         <w:br/>
@@ -15516,9 +15530,9 @@
         <w:t>}</w:t>
         <w:br/>
         <w:br/>
-        <w:t>/** PUT /api/v1/documents/{docNo} — request */</w:t>
+        <w:t>/** PUT /api/v1/sbpgi/document/{docNo} — request */</w:t>
         <w:br/>
-        <w:t>export interface UpdateDocumentsRequest {</w:t>
+        <w:t>export interface UpdateSbpgiDocumentRequest {</w:t>
         <w:br/>
         <w:t xml:space="preserve">  newStores: {</w:t>
         <w:br/>
@@ -15531,18 +15545,18 @@
         <w:t>}</w:t>
         <w:br/>
         <w:br/>
-        <w:t>/** PUT /api/v1/documents/{docNo} — response */</w:t>
+        <w:t>/** PUT /api/v1/sbpgi/document/{docNo} — response */</w:t>
         <w:br/>
-        <w:t>export interface UpdateDocumentsResponse {</w:t>
+        <w:t>export interface UpdateSbpgiDocumentResponse {</w:t>
         <w:br/>
         <w:t xml:space="preserve">  message: string;</w:t>
         <w:br/>
         <w:t>}</w:t>
         <w:br/>
         <w:br/>
-        <w:t>/** POST /api/v1/documents/{docNo}/actions — request */</w:t>
+        <w:t>/** POST /api/v1/sbpgi/document/{docNo}/actions — request */</w:t>
         <w:br/>
-        <w:t>export interface CreateDocumentsActionsRequest {</w:t>
+        <w:t>export interface CreateSbpgiDocumentActionsRequest {</w:t>
         <w:br/>
         <w:t xml:space="preserve">  result: string;</w:t>
         <w:br/>
@@ -15551,9 +15565,9 @@
         <w:t>}</w:t>
         <w:br/>
         <w:br/>
-        <w:t>/** POST /api/v1/documents/{docNo}/actions — response */</w:t>
+        <w:t>/** POST /api/v1/sbpgi/document/{docNo}/actions — response */</w:t>
         <w:br/>
-        <w:t>export interface CreateDocumentsActionsResponse {</w:t>
+        <w:t>export interface CreateSbpgiDocumentActionsResponse {</w:t>
         <w:br/>
         <w:t xml:space="preserve">  statusCode: string;</w:t>
         <w:br/>
@@ -15566,9 +15580,9 @@
         <w:br/>
         <w:t>// endpoint ที่เหลือของเอกสารนี้ — TODO: แทน placeholder ด้วย interface เต็มรูปแบบเดียวกับข้างบน</w:t>
         <w:br/>
-        <w:t>export type CreateDocumentsAttachmentsRequest = Record&lt;string, unknown&gt;;</w:t>
+        <w:t>export type CreateSbpgiDocumentAttachmentsRequest = Record&lt;string, unknown&gt;;</w:t>
         <w:br/>
-        <w:t>export type CreateDocumentsAttachmentsResponse = Record&lt;string, unknown&gt;;</w:t>
+        <w:t>export type CreateSbpgiDocumentAttachmentsResponse = Record&lt;string, unknown&gt;;</w:t>
         <w:br/>
         <w:t>// TODO: ใส่ nullable / required ให้ตรงกับ contract ฉบับล่าสุดของ BE</w:t>
       </w:r>
@@ -15651,18 +15665,18 @@
         <w:br/>
         <w:t xml:space="preserve">  all: ['sbpgi', 'document'] as const,</w:t>
         <w:br/>
-        <w:t xml:space="preserve">  documentsDetail: (docNo: string) =&gt; [...documentKeys.all, 'documentsDetail', docNo] as const,</w:t>
+        <w:t xml:space="preserve">  sbpgiDocumentDetail: (docNo: string) =&gt; [...documentKeys.all, 'sbpgiDocumentDetail', docNo] as const,</w:t>
         <w:br/>
         <w:t>};</w:t>
         <w:br/>
         <w:br/>
-        <w:t>export function useDocumentsDetailQuery(docNo: string) {</w:t>
+        <w:t>export function useSbpgiDocumentDetailQuery(docNo: string) {</w:t>
         <w:br/>
         <w:t xml:space="preserve">  return useQuery({</w:t>
         <w:br/>
-        <w:t xml:space="preserve">    queryKey: documentKeys.documentsDetail(docNo),</w:t>
+        <w:t xml:space="preserve">    queryKey: documentKeys.sbpgiDocumentDetail(docNo),</w:t>
         <w:br/>
-        <w:t xml:space="preserve">    queryFn: () =&gt; api.getDocumentsDetail(docNo),</w:t>
+        <w:t xml:space="preserve">    queryFn: () =&gt; api.getSbpgiDocumentDetail(docNo),</w:t>
         <w:br/>
         <w:t xml:space="preserve">    enabled: !!docNo, // ยังไม่ยิงจนกว่าจะมีพารามิเตอร์ครบ</w:t>
         <w:br/>
@@ -15673,13 +15687,13 @@
         <w:t>}</w:t>
         <w:br/>
         <w:br/>
-        <w:t>export function useUpdateDocumentsMutation(docNo: string) {</w:t>
+        <w:t>export function useUpdateSbpgiDocumentMutation(docNo: string) {</w:t>
         <w:br/>
         <w:t xml:space="preserve">  const qc = useQueryClient();</w:t>
         <w:br/>
         <w:t xml:space="preserve">  return useMutation({</w:t>
         <w:br/>
-        <w:t xml:space="preserve">    mutationFn: (body: T.UpdateDocumentsRequest) =&gt; api.updateDocuments(docNo, body),</w:t>
+        <w:t xml:space="preserve">    mutationFn: (body: T.UpdateSbpgiDocumentRequest) =&gt; api.updateSbpgiDocument(docNo, body),</w:t>
         <w:br/>
         <w:t xml:space="preserve">    onSuccess: () =&gt; {</w:t>
         <w:br/>
@@ -15694,13 +15708,13 @@
         <w:t>}</w:t>
         <w:br/>
         <w:br/>
-        <w:t>export function useCreateDocumentsActionsMutation(docNo: string) {</w:t>
+        <w:t>export function useCreateSbpgiDocumentActionsMutation(docNo: string) {</w:t>
         <w:br/>
         <w:t xml:space="preserve">  const qc = useQueryClient();</w:t>
         <w:br/>
         <w:t xml:space="preserve">  return useMutation({</w:t>
         <w:br/>
-        <w:t xml:space="preserve">    mutationFn: (body: T.CreateDocumentsActionsRequest) =&gt; api.createDocumentsActions(docNo, body),</w:t>
+        <w:t xml:space="preserve">    mutationFn: (body: T.CreateSbpgiDocumentActionsRequest) =&gt; api.createSbpgiDocumentActions(docNo, body),</w:t>
         <w:br/>
         <w:t xml:space="preserve">    onSuccess: () =&gt; {</w:t>
         <w:br/>
@@ -15715,7 +15729,7 @@
         <w:t>}</w:t>
         <w:br/>
         <w:br/>
-        <w:t>// TODO: ยังขาดอีก 1 เส้น เขียน hook ด้วยรูปแบบเดียวกัน: POST /documents/{docNo}/attachments</w:t>
+        <w:t>// TODO: ยังขาดอีก 1 เส้น เขียน hook ด้วยรูปแบบเดียวกัน: POST /sbpgi/document/{docNo}/attachments</w:t>
       </w:r>
     </w:p>
     <w:p>
@@ -15749,7 +15763,7 @@
         <w:rPr>
           <w:rFonts w:ascii="Courier New" w:hAnsi="Courier New" w:eastAsia="Courier New" w:cs="Tahoma"/>
         </w:rPr>
-        <w:t>POST /api/v1/documents/{docNo}/actions</w:t>
+        <w:t>POST /api/v1/sbpgi/document/{docNo}/actions</w:t>
       </w:r>
       <w:r>
         <w:t xml:space="preserve"> โดยส่งได้แค่ </w:t>
@@ -18464,7 +18478,7 @@
                 <w:rFonts w:ascii="Courier New" w:hAnsi="Courier New" w:eastAsia="Courier New" w:cs="Tahoma"/>
                 <w:sz w:val="18"/>
               </w:rPr>
-              <w:t>GET /api/v1/documents/{docNo}</w:t>
+              <w:t>GET /api/v1/sbpgi/document/{docNo}</w:t>
             </w:r>
           </w:p>
         </w:tc>
@@ -18544,7 +18558,7 @@
                 <w:rFonts w:ascii="Courier New" w:hAnsi="Courier New" w:eastAsia="Courier New" w:cs="Tahoma"/>
                 <w:sz w:val="18"/>
               </w:rPr>
-              <w:t>PUT /api/v1/documents/{docNo}</w:t>
+              <w:t>PUT /api/v1/sbpgi/document/{docNo}</w:t>
             </w:r>
           </w:p>
         </w:tc>
@@ -18624,7 +18638,7 @@
                 <w:rFonts w:ascii="Courier New" w:hAnsi="Courier New" w:eastAsia="Courier New" w:cs="Tahoma"/>
                 <w:sz w:val="18"/>
               </w:rPr>
-              <w:t>POST /api/v1/documents/{docNo}/actions</w:t>
+              <w:t>POST /api/v1/sbpgi/document/{docNo}/actions</w:t>
             </w:r>
           </w:p>
         </w:tc>
@@ -18704,7 +18718,7 @@
                 <w:rFonts w:ascii="Courier New" w:hAnsi="Courier New" w:eastAsia="Courier New" w:cs="Tahoma"/>
                 <w:sz w:val="18"/>
               </w:rPr>
-              <w:t>POST /api/v1/documents/{docNo}/attachments</w:t>
+              <w:t>POST /api/v1/sbpgi/document/{docNo}/attachments</w:t>
             </w:r>
           </w:p>
         </w:tc>

--- a/LLDD/word/FE/LLDD-FE-Document-Detail.docx
+++ b/LLDD/word/FE/LLDD-FE-Document-Detail.docx
@@ -657,6 +657,772 @@
         <w:t>Common contract reference: ทุกหัวข้อ API/FE ต้องยึด LLDD-BE-API-Common-Contracts.pdf และ LLDD-FE-Integration-Contracts.pdf สำหรับ error/auth/format/pagination/action/RBAC ก่อนลงรายละเอียดเฉพาะหน้าหรือเฉพาะ endpoint</w:t>
       </w:r>
     </w:p>
+    <w:p>
+      <w:pPr>
+        <w:pStyle w:val="Heading2"/>
+        <w:keepNext/>
+        <w:keepLines/>
+        <w:pageBreakBefore w:val="0"/>
+      </w:pPr>
+      <w:r>
+        <w:t>1.1 เอกสาร LLDD ที่เกี่ยวข้อง</w:t>
+      </w:r>
+    </w:p>
+    <w:p>
+      <w:pPr>
+        <w:keepNext w:val="0"/>
+      </w:pPr>
+      <w:r>
+        <w:t>ตารางนี้สร้างจาก endpoint และตารางที่เอกสารฉบับนี้ประกาศไว้จริง — อ่านฉบับที่อยู่ในตารางก่อนลงมือ เพื่อไม่ให้สัญญา request/response หรือชื่อคอลัมน์หลุดจากกัน</w:t>
+      </w:r>
+    </w:p>
+    <w:tbl>
+      <w:tblPr>
+        <w:tblStyle w:val="TableGrid"/>
+        <w:tblW w:type="auto" w:w="0"/>
+        <w:jc w:val="center"/>
+        <w:tblLook w:firstColumn="1" w:firstRow="1" w:lastColumn="0" w:lastRow="0" w:noHBand="0" w:noVBand="1" w:val="04A0"/>
+      </w:tblPr>
+      <w:tblGrid>
+        <w:gridCol w:w="3360"/>
+        <w:gridCol w:w="3360"/>
+        <w:gridCol w:w="3360"/>
+      </w:tblGrid>
+      <w:tr>
+        <w:trPr>
+          <w:cantSplit/>
+        </w:trPr>
+        <w:tc>
+          <w:tcPr>
+            <w:tcW w:type="dxa" w:w="3360"/>
+            <w:vAlign w:val="center"/>
+            <w:shd w:fill="E8EEF5"/>
+          </w:tcPr>
+          <w:p>
+            <w:pPr>
+              <w:keepLines/>
+              <w:spacing w:after="0"/>
+            </w:pPr>
+            <w:r/>
+            <w:r>
+              <w:rPr>
+                <w:rFonts w:ascii="Arial" w:hAnsi="Arial" w:eastAsia="Arial" w:cs="Tahoma"/>
+                <w:b/>
+                <w:sz w:val="18"/>
+              </w:rPr>
+              <w:t>ความสัมพันธ์</w:t>
+            </w:r>
+          </w:p>
+        </w:tc>
+        <w:tc>
+          <w:tcPr>
+            <w:tcW w:type="dxa" w:w="3360"/>
+            <w:vAlign w:val="center"/>
+            <w:shd w:fill="E8EEF5"/>
+          </w:tcPr>
+          <w:p>
+            <w:pPr>
+              <w:keepLines/>
+              <w:spacing w:after="0"/>
+            </w:pPr>
+            <w:r/>
+            <w:r>
+              <w:rPr>
+                <w:rFonts w:ascii="Arial" w:hAnsi="Arial" w:eastAsia="Arial" w:cs="Tahoma"/>
+                <w:b/>
+                <w:sz w:val="18"/>
+              </w:rPr>
+              <w:t>เอกสาร LLDD</w:t>
+            </w:r>
+          </w:p>
+        </w:tc>
+        <w:tc>
+          <w:tcPr>
+            <w:tcW w:type="dxa" w:w="3360"/>
+            <w:vAlign w:val="center"/>
+            <w:shd w:fill="E8EEF5"/>
+          </w:tcPr>
+          <w:p>
+            <w:pPr>
+              <w:keepLines/>
+              <w:spacing w:after="0"/>
+            </w:pPr>
+            <w:r/>
+            <w:r>
+              <w:rPr>
+                <w:rFonts w:ascii="Arial" w:hAnsi="Arial" w:eastAsia="Arial" w:cs="Tahoma"/>
+                <w:b/>
+                <w:sz w:val="18"/>
+              </w:rPr>
+              <w:t>เกี่ยวข้องตรงไหน</w:t>
+            </w:r>
+          </w:p>
+        </w:tc>
+      </w:tr>
+      <w:tr>
+        <w:trPr>
+          <w:cantSplit/>
+        </w:trPr>
+        <w:tc>
+          <w:tcPr>
+            <w:tcW w:type="dxa" w:w="3360"/>
+            <w:vAlign w:val="center"/>
+          </w:tcPr>
+          <w:p>
+            <w:pPr>
+              <w:keepLines/>
+              <w:spacing w:after="0"/>
+            </w:pPr>
+            <w:r>
+              <w:rPr>
+                <w:rFonts w:ascii="Arial" w:hAnsi="Arial" w:eastAsia="Arial" w:cs="Tahoma"/>
+                <w:sz w:val="18"/>
+              </w:rPr>
+            </w:r>
+            <w:r>
+              <w:rPr>
+                <w:rFonts w:ascii="Arial" w:hAnsi="Arial" w:eastAsia="Arial" w:cs="Tahoma"/>
+                <w:sz w:val="18"/>
+              </w:rPr>
+              <w:t>ใช้ endpoint ของ</w:t>
+            </w:r>
+          </w:p>
+        </w:tc>
+        <w:tc>
+          <w:tcPr>
+            <w:tcW w:type="dxa" w:w="3360"/>
+            <w:vAlign w:val="center"/>
+          </w:tcPr>
+          <w:p>
+            <w:pPr>
+              <w:keepLines/>
+              <w:spacing w:after="0"/>
+            </w:pPr>
+            <w:r>
+              <w:rPr>
+                <w:rFonts w:ascii="Arial" w:hAnsi="Arial" w:eastAsia="Arial" w:cs="Tahoma"/>
+                <w:sz w:val="18"/>
+              </w:rPr>
+            </w:r>
+            <w:r>
+              <w:rPr>
+                <w:rFonts w:ascii="Arial" w:hAnsi="Arial" w:eastAsia="Arial" w:cs="Tahoma"/>
+                <w:b/>
+                <w:sz w:val="18"/>
+              </w:rPr>
+              <w:t>LLDD-BE-API-Attachment-Sales-Timeline.pdf</w:t>
+            </w:r>
+          </w:p>
+        </w:tc>
+        <w:tc>
+          <w:tcPr>
+            <w:tcW w:type="dxa" w:w="3360"/>
+            <w:vAlign w:val="center"/>
+          </w:tcPr>
+          <w:p>
+            <w:pPr>
+              <w:keepLines/>
+              <w:spacing w:after="0"/>
+            </w:pPr>
+            <w:r>
+              <w:rPr>
+                <w:rFonts w:ascii="Arial" w:hAnsi="Arial" w:eastAsia="Arial" w:cs="Tahoma"/>
+                <w:sz w:val="18"/>
+              </w:rPr>
+            </w:r>
+            <w:r>
+              <w:rPr>
+                <w:rFonts w:ascii="Courier New" w:hAnsi="Courier New" w:eastAsia="Courier New" w:cs="Tahoma"/>
+                <w:sz w:val="18"/>
+              </w:rPr>
+              <w:t>POST /api/v1/sgi/document/{docNo}/attachments</w:t>
+            </w:r>
+          </w:p>
+        </w:tc>
+      </w:tr>
+      <w:tr>
+        <w:trPr>
+          <w:cantSplit/>
+        </w:trPr>
+        <w:tc>
+          <w:tcPr>
+            <w:tcW w:type="dxa" w:w="3360"/>
+            <w:vAlign w:val="center"/>
+          </w:tcPr>
+          <w:p>
+            <w:pPr>
+              <w:keepLines/>
+              <w:spacing w:after="0"/>
+            </w:pPr>
+            <w:r>
+              <w:rPr>
+                <w:rFonts w:ascii="Arial" w:hAnsi="Arial" w:eastAsia="Arial" w:cs="Tahoma"/>
+                <w:sz w:val="18"/>
+              </w:rPr>
+            </w:r>
+            <w:r>
+              <w:rPr>
+                <w:rFonts w:ascii="Arial" w:hAnsi="Arial" w:eastAsia="Arial" w:cs="Tahoma"/>
+                <w:sz w:val="18"/>
+              </w:rPr>
+              <w:t>ใช้ endpoint ของ</w:t>
+            </w:r>
+          </w:p>
+        </w:tc>
+        <w:tc>
+          <w:tcPr>
+            <w:tcW w:type="dxa" w:w="3360"/>
+            <w:vAlign w:val="center"/>
+          </w:tcPr>
+          <w:p>
+            <w:pPr>
+              <w:keepLines/>
+              <w:spacing w:after="0"/>
+            </w:pPr>
+            <w:r>
+              <w:rPr>
+                <w:rFonts w:ascii="Arial" w:hAnsi="Arial" w:eastAsia="Arial" w:cs="Tahoma"/>
+                <w:sz w:val="18"/>
+              </w:rPr>
+            </w:r>
+            <w:r>
+              <w:rPr>
+                <w:rFonts w:ascii="Arial" w:hAnsi="Arial" w:eastAsia="Arial" w:cs="Tahoma"/>
+                <w:b/>
+                <w:sz w:val="18"/>
+              </w:rPr>
+              <w:t>LLDD-BE-API-Document-Create-Update.pdf</w:t>
+            </w:r>
+          </w:p>
+        </w:tc>
+        <w:tc>
+          <w:tcPr>
+            <w:tcW w:type="dxa" w:w="3360"/>
+            <w:vAlign w:val="center"/>
+          </w:tcPr>
+          <w:p>
+            <w:pPr>
+              <w:keepLines/>
+              <w:spacing w:after="0"/>
+            </w:pPr>
+            <w:r>
+              <w:rPr>
+                <w:rFonts w:ascii="Arial" w:hAnsi="Arial" w:eastAsia="Arial" w:cs="Tahoma"/>
+                <w:sz w:val="18"/>
+              </w:rPr>
+            </w:r>
+            <w:r>
+              <w:rPr>
+                <w:rFonts w:ascii="Courier New" w:hAnsi="Courier New" w:eastAsia="Courier New" w:cs="Tahoma"/>
+                <w:sz w:val="18"/>
+              </w:rPr>
+              <w:t>PUT /api/v1/sgi/document/{docNo}</w:t>
+            </w:r>
+          </w:p>
+        </w:tc>
+      </w:tr>
+      <w:tr>
+        <w:trPr>
+          <w:cantSplit/>
+        </w:trPr>
+        <w:tc>
+          <w:tcPr>
+            <w:tcW w:type="dxa" w:w="3360"/>
+            <w:vAlign w:val="center"/>
+          </w:tcPr>
+          <w:p>
+            <w:pPr>
+              <w:keepLines/>
+              <w:spacing w:after="0"/>
+            </w:pPr>
+            <w:r>
+              <w:rPr>
+                <w:rFonts w:ascii="Arial" w:hAnsi="Arial" w:eastAsia="Arial" w:cs="Tahoma"/>
+                <w:sz w:val="18"/>
+              </w:rPr>
+            </w:r>
+            <w:r>
+              <w:rPr>
+                <w:rFonts w:ascii="Arial" w:hAnsi="Arial" w:eastAsia="Arial" w:cs="Tahoma"/>
+                <w:sz w:val="18"/>
+              </w:rPr>
+              <w:t>ใช้ endpoint ของ</w:t>
+            </w:r>
+          </w:p>
+        </w:tc>
+        <w:tc>
+          <w:tcPr>
+            <w:tcW w:type="dxa" w:w="3360"/>
+            <w:vAlign w:val="center"/>
+          </w:tcPr>
+          <w:p>
+            <w:pPr>
+              <w:keepLines/>
+              <w:spacing w:after="0"/>
+            </w:pPr>
+            <w:r>
+              <w:rPr>
+                <w:rFonts w:ascii="Arial" w:hAnsi="Arial" w:eastAsia="Arial" w:cs="Tahoma"/>
+                <w:sz w:val="18"/>
+              </w:rPr>
+            </w:r>
+            <w:r>
+              <w:rPr>
+                <w:rFonts w:ascii="Arial" w:hAnsi="Arial" w:eastAsia="Arial" w:cs="Tahoma"/>
+                <w:b/>
+                <w:sz w:val="18"/>
+              </w:rPr>
+              <w:t>LLDD-BE-API-Document-Detail-Aggregate.pdf</w:t>
+            </w:r>
+          </w:p>
+        </w:tc>
+        <w:tc>
+          <w:tcPr>
+            <w:tcW w:type="dxa" w:w="3360"/>
+            <w:vAlign w:val="center"/>
+          </w:tcPr>
+          <w:p>
+            <w:pPr>
+              <w:keepLines/>
+              <w:spacing w:after="0"/>
+            </w:pPr>
+            <w:r>
+              <w:rPr>
+                <w:rFonts w:ascii="Arial" w:hAnsi="Arial" w:eastAsia="Arial" w:cs="Tahoma"/>
+                <w:sz w:val="18"/>
+              </w:rPr>
+            </w:r>
+            <w:r>
+              <w:rPr>
+                <w:rFonts w:ascii="Courier New" w:hAnsi="Courier New" w:eastAsia="Courier New" w:cs="Tahoma"/>
+                <w:sz w:val="18"/>
+              </w:rPr>
+              <w:t>GET /api/v1/sgi/document/{docNo}</w:t>
+            </w:r>
+          </w:p>
+        </w:tc>
+      </w:tr>
+      <w:tr>
+        <w:trPr>
+          <w:cantSplit/>
+        </w:trPr>
+        <w:tc>
+          <w:tcPr>
+            <w:tcW w:type="dxa" w:w="3360"/>
+            <w:vAlign w:val="center"/>
+          </w:tcPr>
+          <w:p>
+            <w:pPr>
+              <w:keepLines/>
+              <w:spacing w:after="0"/>
+            </w:pPr>
+            <w:r>
+              <w:rPr>
+                <w:rFonts w:ascii="Arial" w:hAnsi="Arial" w:eastAsia="Arial" w:cs="Tahoma"/>
+                <w:sz w:val="18"/>
+              </w:rPr>
+            </w:r>
+            <w:r>
+              <w:rPr>
+                <w:rFonts w:ascii="Arial" w:hAnsi="Arial" w:eastAsia="Arial" w:cs="Tahoma"/>
+                <w:sz w:val="18"/>
+              </w:rPr>
+              <w:t>ใช้ endpoint ของ</w:t>
+            </w:r>
+          </w:p>
+        </w:tc>
+        <w:tc>
+          <w:tcPr>
+            <w:tcW w:type="dxa" w:w="3360"/>
+            <w:vAlign w:val="center"/>
+          </w:tcPr>
+          <w:p>
+            <w:pPr>
+              <w:keepLines/>
+              <w:spacing w:after="0"/>
+            </w:pPr>
+            <w:r>
+              <w:rPr>
+                <w:rFonts w:ascii="Arial" w:hAnsi="Arial" w:eastAsia="Arial" w:cs="Tahoma"/>
+                <w:sz w:val="18"/>
+              </w:rPr>
+            </w:r>
+            <w:r>
+              <w:rPr>
+                <w:rFonts w:ascii="Arial" w:hAnsi="Arial" w:eastAsia="Arial" w:cs="Tahoma"/>
+                <w:b/>
+                <w:sz w:val="18"/>
+              </w:rPr>
+              <w:t>LLDD-BE-API-Document-Workflow-Actions.pdf</w:t>
+            </w:r>
+          </w:p>
+        </w:tc>
+        <w:tc>
+          <w:tcPr>
+            <w:tcW w:type="dxa" w:w="3360"/>
+            <w:vAlign w:val="center"/>
+          </w:tcPr>
+          <w:p>
+            <w:pPr>
+              <w:keepLines/>
+              <w:spacing w:after="0"/>
+            </w:pPr>
+            <w:r>
+              <w:rPr>
+                <w:rFonts w:ascii="Arial" w:hAnsi="Arial" w:eastAsia="Arial" w:cs="Tahoma"/>
+                <w:sz w:val="18"/>
+              </w:rPr>
+            </w:r>
+            <w:r>
+              <w:rPr>
+                <w:rFonts w:ascii="Courier New" w:hAnsi="Courier New" w:eastAsia="Courier New" w:cs="Tahoma"/>
+                <w:sz w:val="18"/>
+              </w:rPr>
+              <w:t>POST /api/v1/sgi/document/{docNo}/actions</w:t>
+            </w:r>
+          </w:p>
+        </w:tc>
+      </w:tr>
+      <w:tr>
+        <w:trPr>
+          <w:cantSplit/>
+        </w:trPr>
+        <w:tc>
+          <w:tcPr>
+            <w:tcW w:type="dxa" w:w="3360"/>
+            <w:vAlign w:val="center"/>
+          </w:tcPr>
+          <w:p>
+            <w:pPr>
+              <w:keepLines/>
+              <w:spacing w:after="0"/>
+            </w:pPr>
+            <w:r>
+              <w:rPr>
+                <w:rFonts w:ascii="Arial" w:hAnsi="Arial" w:eastAsia="Arial" w:cs="Tahoma"/>
+                <w:sz w:val="18"/>
+              </w:rPr>
+            </w:r>
+            <w:r>
+              <w:rPr>
+                <w:rFonts w:ascii="Arial" w:hAnsi="Arial" w:eastAsia="Arial" w:cs="Tahoma"/>
+                <w:sz w:val="18"/>
+              </w:rPr>
+              <w:t>สัญญากลาง</w:t>
+            </w:r>
+          </w:p>
+        </w:tc>
+        <w:tc>
+          <w:tcPr>
+            <w:tcW w:type="dxa" w:w="3360"/>
+            <w:vAlign w:val="center"/>
+          </w:tcPr>
+          <w:p>
+            <w:pPr>
+              <w:keepLines/>
+              <w:spacing w:after="0"/>
+            </w:pPr>
+            <w:r>
+              <w:rPr>
+                <w:rFonts w:ascii="Arial" w:hAnsi="Arial" w:eastAsia="Arial" w:cs="Tahoma"/>
+                <w:sz w:val="18"/>
+              </w:rPr>
+            </w:r>
+            <w:r>
+              <w:rPr>
+                <w:rFonts w:ascii="Arial" w:hAnsi="Arial" w:eastAsia="Arial" w:cs="Tahoma"/>
+                <w:b/>
+                <w:sz w:val="18"/>
+              </w:rPr>
+              <w:t>LLDD-BE-API-Common-Contracts.pdf</w:t>
+            </w:r>
+          </w:p>
+        </w:tc>
+        <w:tc>
+          <w:tcPr>
+            <w:tcW w:type="dxa" w:w="3360"/>
+            <w:vAlign w:val="center"/>
+          </w:tcPr>
+          <w:p>
+            <w:pPr>
+              <w:keepLines/>
+              <w:spacing w:after="0"/>
+            </w:pPr>
+            <w:r>
+              <w:rPr>
+                <w:rFonts w:ascii="Arial" w:hAnsi="Arial" w:eastAsia="Arial" w:cs="Tahoma"/>
+                <w:sz w:val="18"/>
+              </w:rPr>
+            </w:r>
+            <w:r>
+              <w:rPr>
+                <w:rFonts w:ascii="Arial" w:hAnsi="Arial" w:eastAsia="Arial" w:cs="Tahoma"/>
+                <w:sz w:val="18"/>
+              </w:rPr>
+              <w:t xml:space="preserve">envelope </w:t>
+            </w:r>
+            <w:r>
+              <w:rPr>
+                <w:rFonts w:ascii="Courier New" w:hAnsi="Courier New" w:eastAsia="Courier New" w:cs="Tahoma"/>
+                <w:sz w:val="18"/>
+              </w:rPr>
+              <w:t>{success,data}</w:t>
+            </w:r>
+            <w:r>
+              <w:rPr>
+                <w:rFonts w:ascii="Arial" w:hAnsi="Arial" w:eastAsia="Arial" w:cs="Tahoma"/>
+                <w:sz w:val="18"/>
+              </w:rPr>
+              <w:t xml:space="preserve"> · error code · pagination · รูปแบบวันที่/เลขเอกสาร</w:t>
+            </w:r>
+          </w:p>
+        </w:tc>
+      </w:tr>
+      <w:tr>
+        <w:trPr>
+          <w:cantSplit/>
+        </w:trPr>
+        <w:tc>
+          <w:tcPr>
+            <w:tcW w:type="dxa" w:w="3360"/>
+            <w:vAlign w:val="center"/>
+          </w:tcPr>
+          <w:p>
+            <w:pPr>
+              <w:keepLines/>
+              <w:spacing w:after="0"/>
+            </w:pPr>
+            <w:r>
+              <w:rPr>
+                <w:rFonts w:ascii="Arial" w:hAnsi="Arial" w:eastAsia="Arial" w:cs="Tahoma"/>
+                <w:sz w:val="18"/>
+              </w:rPr>
+            </w:r>
+            <w:r>
+              <w:rPr>
+                <w:rFonts w:ascii="Arial" w:hAnsi="Arial" w:eastAsia="Arial" w:cs="Tahoma"/>
+                <w:sz w:val="18"/>
+              </w:rPr>
+              <w:t>สัญญากลาง</w:t>
+            </w:r>
+          </w:p>
+        </w:tc>
+        <w:tc>
+          <w:tcPr>
+            <w:tcW w:type="dxa" w:w="3360"/>
+            <w:vAlign w:val="center"/>
+          </w:tcPr>
+          <w:p>
+            <w:pPr>
+              <w:keepLines/>
+              <w:spacing w:after="0"/>
+            </w:pPr>
+            <w:r>
+              <w:rPr>
+                <w:rFonts w:ascii="Arial" w:hAnsi="Arial" w:eastAsia="Arial" w:cs="Tahoma"/>
+                <w:sz w:val="18"/>
+              </w:rPr>
+            </w:r>
+            <w:r>
+              <w:rPr>
+                <w:rFonts w:ascii="Arial" w:hAnsi="Arial" w:eastAsia="Arial" w:cs="Tahoma"/>
+                <w:b/>
+                <w:sz w:val="18"/>
+              </w:rPr>
+              <w:t>LLDD-FE-Integration-Contracts.pdf</w:t>
+            </w:r>
+          </w:p>
+        </w:tc>
+        <w:tc>
+          <w:tcPr>
+            <w:tcW w:type="dxa" w:w="3360"/>
+            <w:vAlign w:val="center"/>
+          </w:tcPr>
+          <w:p>
+            <w:pPr>
+              <w:keepLines/>
+              <w:spacing w:after="0"/>
+            </w:pPr>
+            <w:r>
+              <w:rPr>
+                <w:rFonts w:ascii="Arial" w:hAnsi="Arial" w:eastAsia="Arial" w:cs="Tahoma"/>
+                <w:sz w:val="18"/>
+              </w:rPr>
+            </w:r>
+            <w:r>
+              <w:rPr>
+                <w:rFonts w:ascii="Arial" w:hAnsi="Arial" w:eastAsia="Arial" w:cs="Tahoma"/>
+                <w:sz w:val="18"/>
+              </w:rPr>
+              <w:t>API client · auth header · error mapping · RBAC/menu gating ฝั่ง FE</w:t>
+            </w:r>
+          </w:p>
+        </w:tc>
+      </w:tr>
+      <w:tr>
+        <w:trPr>
+          <w:cantSplit/>
+        </w:trPr>
+        <w:tc>
+          <w:tcPr>
+            <w:tcW w:type="dxa" w:w="3360"/>
+            <w:vAlign w:val="center"/>
+          </w:tcPr>
+          <w:p>
+            <w:pPr>
+              <w:keepLines/>
+              <w:spacing w:after="0"/>
+            </w:pPr>
+            <w:r>
+              <w:rPr>
+                <w:rFonts w:ascii="Arial" w:hAnsi="Arial" w:eastAsia="Arial" w:cs="Tahoma"/>
+                <w:sz w:val="18"/>
+              </w:rPr>
+            </w:r>
+            <w:r>
+              <w:rPr>
+                <w:rFonts w:ascii="Arial" w:hAnsi="Arial" w:eastAsia="Arial" w:cs="Tahoma"/>
+                <w:sz w:val="18"/>
+              </w:rPr>
+              <w:t>ต้องจบก่อน (ลำดับงาน)</w:t>
+            </w:r>
+          </w:p>
+        </w:tc>
+        <w:tc>
+          <w:tcPr>
+            <w:tcW w:type="dxa" w:w="3360"/>
+            <w:vAlign w:val="center"/>
+          </w:tcPr>
+          <w:p>
+            <w:pPr>
+              <w:keepLines/>
+              <w:spacing w:after="0"/>
+            </w:pPr>
+            <w:r>
+              <w:rPr>
+                <w:rFonts w:ascii="Arial" w:hAnsi="Arial" w:eastAsia="Arial" w:cs="Tahoma"/>
+                <w:sz w:val="18"/>
+              </w:rPr>
+            </w:r>
+            <w:r>
+              <w:rPr>
+                <w:rFonts w:ascii="Arial" w:hAnsi="Arial" w:eastAsia="Arial" w:cs="Tahoma"/>
+                <w:b/>
+                <w:sz w:val="18"/>
+              </w:rPr>
+              <w:t>LLDD-BE-Workflow-Engine-Definition.pdf</w:t>
+            </w:r>
+          </w:p>
+        </w:tc>
+        <w:tc>
+          <w:tcPr>
+            <w:tcW w:type="dxa" w:w="3360"/>
+            <w:vAlign w:val="center"/>
+          </w:tcPr>
+          <w:p>
+            <w:pPr>
+              <w:keepLines/>
+              <w:spacing w:after="0"/>
+            </w:pPr>
+            <w:r>
+              <w:rPr>
+                <w:rFonts w:ascii="Arial" w:hAnsi="Arial" w:eastAsia="Arial" w:cs="Tahoma"/>
+                <w:sz w:val="18"/>
+              </w:rPr>
+            </w:r>
+            <w:r>
+              <w:rPr>
+                <w:rFonts w:ascii="Arial" w:hAnsi="Arial" w:eastAsia="Arial" w:cs="Tahoma"/>
+                <w:sz w:val="18"/>
+              </w:rPr>
+              <w:t>เป็นฉบับต้นทางของสัญญา/โครงที่ฉบับนี้อ้าง</w:t>
+            </w:r>
+          </w:p>
+        </w:tc>
+      </w:tr>
+      <w:tr>
+        <w:trPr>
+          <w:cantSplit/>
+        </w:trPr>
+        <w:tc>
+          <w:tcPr>
+            <w:tcW w:type="dxa" w:w="3360"/>
+            <w:vAlign w:val="center"/>
+          </w:tcPr>
+          <w:p>
+            <w:pPr>
+              <w:keepLines/>
+              <w:spacing w:after="0"/>
+            </w:pPr>
+            <w:r>
+              <w:rPr>
+                <w:rFonts w:ascii="Arial" w:hAnsi="Arial" w:eastAsia="Arial" w:cs="Tahoma"/>
+                <w:sz w:val="18"/>
+              </w:rPr>
+            </w:r>
+            <w:r>
+              <w:rPr>
+                <w:rFonts w:ascii="Arial" w:hAnsi="Arial" w:eastAsia="Arial" w:cs="Tahoma"/>
+                <w:sz w:val="18"/>
+              </w:rPr>
+              <w:t>ต้องจบก่อน (ลำดับงาน)</w:t>
+            </w:r>
+          </w:p>
+        </w:tc>
+        <w:tc>
+          <w:tcPr>
+            <w:tcW w:type="dxa" w:w="3360"/>
+            <w:vAlign w:val="center"/>
+          </w:tcPr>
+          <w:p>
+            <w:pPr>
+              <w:keepLines/>
+              <w:spacing w:after="0"/>
+            </w:pPr>
+            <w:r>
+              <w:rPr>
+                <w:rFonts w:ascii="Arial" w:hAnsi="Arial" w:eastAsia="Arial" w:cs="Tahoma"/>
+                <w:sz w:val="18"/>
+              </w:rPr>
+            </w:r>
+            <w:r>
+              <w:rPr>
+                <w:rFonts w:ascii="Arial" w:hAnsi="Arial" w:eastAsia="Arial" w:cs="Tahoma"/>
+                <w:b/>
+                <w:sz w:val="18"/>
+              </w:rPr>
+              <w:t>LLDD-FE-Foundation.pdf</w:t>
+            </w:r>
+          </w:p>
+        </w:tc>
+        <w:tc>
+          <w:tcPr>
+            <w:tcW w:type="dxa" w:w="3360"/>
+            <w:vAlign w:val="center"/>
+          </w:tcPr>
+          <w:p>
+            <w:pPr>
+              <w:keepLines/>
+              <w:spacing w:after="0"/>
+            </w:pPr>
+            <w:r>
+              <w:rPr>
+                <w:rFonts w:ascii="Arial" w:hAnsi="Arial" w:eastAsia="Arial" w:cs="Tahoma"/>
+                <w:sz w:val="18"/>
+              </w:rPr>
+            </w:r>
+            <w:r>
+              <w:rPr>
+                <w:rFonts w:ascii="Arial" w:hAnsi="Arial" w:eastAsia="Arial" w:cs="Tahoma"/>
+                <w:sz w:val="18"/>
+              </w:rPr>
+              <w:t>เป็นฉบับต้นทางของสัญญา/โครงที่ฉบับนี้อ้าง</w:t>
+            </w:r>
+          </w:p>
+        </w:tc>
+      </w:tr>
+    </w:tbl>
+    <w:p/>
     <w:p>
       <w:pPr>
         <w:pStyle w:val="Heading1"/>
@@ -750,7 +1516,7 @@
       <w:r>
         <w:drawing>
           <wp:inline xmlns:a="http://schemas.openxmlformats.org/drawingml/2006/main" xmlns:pic="http://schemas.openxmlformats.org/drawingml/2006/picture">
-            <wp:extent cx="5669280" cy="5342509"/>
+            <wp:extent cx="5669280" cy="5657469"/>
             <wp:docPr id="1" name="Picture 1"/>
             <wp:cNvGraphicFramePr>
               <a:graphicFrameLocks noChangeAspect="1"/>
@@ -771,7 +1537,7 @@
                   <pic:spPr>
                     <a:xfrm>
                       <a:off x="0" y="0"/>
-                      <a:ext cx="5669280" cy="5342509"/>
+                      <a:ext cx="5669280" cy="5657469"/>
                     </a:xfrm>
                     <a:prstGeom prst="rect"/>
                   </pic:spPr>
@@ -803,7 +1569,7 @@
       <w:r>
         <w:drawing>
           <wp:inline xmlns:a="http://schemas.openxmlformats.org/drawingml/2006/main" xmlns:pic="http://schemas.openxmlformats.org/drawingml/2006/picture">
-            <wp:extent cx="5669280" cy="5342509"/>
+            <wp:extent cx="5669280" cy="5657469"/>
             <wp:docPr id="2" name="Picture 2"/>
             <wp:cNvGraphicFramePr>
               <a:graphicFrameLocks noChangeAspect="1"/>
@@ -824,7 +1590,7 @@
                   <pic:spPr>
                     <a:xfrm>
                       <a:off x="0" y="0"/>
-                      <a:ext cx="5669280" cy="5342509"/>
+                      <a:ext cx="5669280" cy="5657469"/>
                     </a:xfrm>
                     <a:prstGeom prst="rect"/>
                   </pic:spPr>
@@ -856,7 +1622,7 @@
       <w:r>
         <w:drawing>
           <wp:inline xmlns:a="http://schemas.openxmlformats.org/drawingml/2006/main" xmlns:pic="http://schemas.openxmlformats.org/drawingml/2006/picture">
-            <wp:extent cx="5669280" cy="5334635"/>
+            <wp:extent cx="5669280" cy="5653532"/>
             <wp:docPr id="3" name="Picture 3"/>
             <wp:cNvGraphicFramePr>
               <a:graphicFrameLocks noChangeAspect="1"/>
@@ -877,7 +1643,7 @@
                   <pic:spPr>
                     <a:xfrm>
                       <a:off x="0" y="0"/>
-                      <a:ext cx="5669280" cy="5334635"/>
+                      <a:ext cx="5669280" cy="5653532"/>
                     </a:xfrm>
                     <a:prstGeom prst="rect"/>
                   </pic:spPr>
@@ -909,7 +1675,18 @@
         <w:pageBreakBefore w:val="0"/>
       </w:pPr>
       <w:r>
-        <w:t>4. Implementation Flow Diagram (Reference)</w:t>
+        <w:t>4. Implementation Flow &amp; Sequence Diagram (Reference)</w:t>
+      </w:r>
+    </w:p>
+    <w:p>
+      <w:pPr>
+        <w:pStyle w:val="Heading2"/>
+        <w:keepNext/>
+        <w:keepLines/>
+        <w:pageBreakBefore w:val="0"/>
+      </w:pPr>
+      <w:r>
+        <w:t>4.1 Implementation Flow (ลำดับขั้นการทำงาน)</w:t>
       </w:r>
     </w:p>
     <w:p>
@@ -967,6 +1744,78 @@
     </w:p>
     <w:p>
       <w:pPr>
+        <w:pStyle w:val="Heading2"/>
+        <w:keepNext/>
+        <w:keepLines/>
+        <w:pageBreakBefore w:val="0"/>
+      </w:pPr>
+      <w:r>
+        <w:t>4.2 Sequence Diagram (ใครคุยกับใคร ลำดับไหน)</w:t>
+      </w:r>
+    </w:p>
+    <w:p>
+      <w:pPr>
+        <w:keepNext w:val="0"/>
+      </w:pPr>
+      <w:r>
+        <w:t>ผู้แสดงและลำดับข้อความในภาพนี้สร้างจาก endpoint ในหัวข้อ 7 และตารางในหัวข้อ Reference DB Mapping ของเอกสารฉบับนี้เอง จึงตรงกับสัญญาเสมอ</w:t>
+      </w:r>
+    </w:p>
+    <w:p>
+      <w:pPr>
+        <w:keepNext/>
+        <w:jc w:val="center"/>
+      </w:pPr>
+      <w:r>
+        <w:drawing>
+          <wp:inline xmlns:a="http://schemas.openxmlformats.org/drawingml/2006/main" xmlns:pic="http://schemas.openxmlformats.org/drawingml/2006/picture">
+            <wp:extent cx="5669280" cy="2701657"/>
+            <wp:docPr id="5" name="Picture 5"/>
+            <wp:cNvGraphicFramePr>
+              <a:graphicFrameLocks noChangeAspect="1"/>
+            </wp:cNvGraphicFramePr>
+            <a:graphic>
+              <a:graphicData uri="http://schemas.openxmlformats.org/drawingml/2006/picture">
+                <pic:pic>
+                  <pic:nvPicPr>
+                    <pic:cNvPr id="0" name="FE-LLDD-FE-Document-Detail-sequence.png"/>
+                    <pic:cNvPicPr/>
+                  </pic:nvPicPr>
+                  <pic:blipFill>
+                    <a:blip r:embed="rId15"/>
+                    <a:stretch>
+                      <a:fillRect/>
+                    </a:stretch>
+                  </pic:blipFill>
+                  <pic:spPr>
+                    <a:xfrm>
+                      <a:off x="0" y="0"/>
+                      <a:ext cx="5669280" cy="2701657"/>
+                    </a:xfrm>
+                    <a:prstGeom prst="rect"/>
+                  </pic:spPr>
+                </pic:pic>
+              </a:graphicData>
+            </a:graphic>
+          </wp:inline>
+        </w:drawing>
+      </w:r>
+    </w:p>
+    <w:p>
+      <w:pPr>
+        <w:keepLines/>
+        <w:jc w:val="center"/>
+      </w:pPr>
+      <w:r>
+        <w:rPr>
+          <w:i/>
+          <w:sz w:val="18"/>
+        </w:rPr>
+        <w:t>รูปที่ 5: Sequence diagram: LLDD FE - Document Detail and Action</w:t>
+      </w:r>
+    </w:p>
+    <w:p>
+      <w:pPr>
         <w:pStyle w:val="Heading1"/>
         <w:keepNext/>
         <w:keepLines/>
@@ -2335,7 +3184,7 @@
                 <w:rFonts w:ascii="Arial" w:hAnsi="Arial" w:eastAsia="Arial" w:cs="Tahoma"/>
                 <w:sz w:val="18"/>
               </w:rPr>
-              <w:t>select จาก master competitors</w:t>
+              <w:t>select จาก master sgi_competitors</w:t>
             </w:r>
           </w:p>
         </w:tc>
@@ -5923,7 +6772,22 @@
                 <w:rFonts w:ascii="Arial" w:hAnsi="Arial" w:eastAsia="Arial" w:cs="Tahoma"/>
                 <w:sz w:val="18"/>
               </w:rPr>
-              <w:t>คำนวณเงินชดเชยเรียบร้อย; ส่งกลับฝ่าย SBP DSA</w:t>
+              <w:t>คำนวณเงินชดเชยเรียบร้อย (</w:t>
+            </w:r>
+            <w:r>
+              <w:rPr>
+                <w:rFonts w:ascii="Arial" w:hAnsi="Arial" w:eastAsia="Arial" w:cs="Tahoma"/>
+                <w:b/>
+                <w:sz w:val="18"/>
+              </w:rPr>
+              <w:t>ปุ่มเดียว</w:t>
+            </w:r>
+            <w:r>
+              <w:rPr>
+                <w:rFonts w:ascii="Arial" w:hAnsi="Arial" w:eastAsia="Arial" w:cs="Tahoma"/>
+                <w:sz w:val="18"/>
+              </w:rPr>
+              <w:t xml:space="preserve"> · มติ 2026-09-01)</w:t>
             </w:r>
           </w:p>
         </w:tc>
@@ -6083,7 +6947,22 @@
                 <w:rFonts w:ascii="Arial" w:hAnsi="Arial" w:eastAsia="Arial" w:cs="Tahoma"/>
                 <w:sz w:val="18"/>
               </w:rPr>
-              <w:t>เห็นควรชดเชย; เห็นควรไม่ชดเชย; ส่งกลับหน่วยงานส่งเสริมธุรกิจ SBP</w:t>
+              <w:t xml:space="preserve">เห็นควรชดเชย; เห็นควรไม่ชดเชย; </w:t>
+            </w:r>
+            <w:r>
+              <w:rPr>
+                <w:rFonts w:ascii="Arial" w:hAnsi="Arial" w:eastAsia="Arial" w:cs="Tahoma"/>
+                <w:b/>
+                <w:sz w:val="18"/>
+              </w:rPr>
+              <w:t>ส่งกลับฝ่าย SBP DSA</w:t>
+            </w:r>
+            <w:r>
+              <w:rPr>
+                <w:rFonts w:ascii="Arial" w:hAnsi="Arial" w:eastAsia="Arial" w:cs="Tahoma"/>
+                <w:sz w:val="18"/>
+              </w:rPr>
+              <w:t xml:space="preserve"> (มติ 2026-09-01)</w:t>
             </w:r>
           </w:p>
         </w:tc>
@@ -6163,7 +7042,22 @@
                 <w:rFonts w:ascii="Arial" w:hAnsi="Arial" w:eastAsia="Arial" w:cs="Tahoma"/>
                 <w:sz w:val="18"/>
               </w:rPr>
-              <w:t>เห็นควรชดเชย; เห็นควรไม่ชดเชย; ส่งกลับ GM ส่งเสริมธุรกิจฯ</w:t>
+              <w:t xml:space="preserve">เห็นควรชดเชย; เห็นควรไม่ชดเชย; </w:t>
+            </w:r>
+            <w:r>
+              <w:rPr>
+                <w:rFonts w:ascii="Arial" w:hAnsi="Arial" w:eastAsia="Arial" w:cs="Tahoma"/>
+                <w:b/>
+                <w:sz w:val="18"/>
+              </w:rPr>
+              <w:t>ส่งกลับฝ่าย SBP DSA</w:t>
+            </w:r>
+            <w:r>
+              <w:rPr>
+                <w:rFonts w:ascii="Arial" w:hAnsi="Arial" w:eastAsia="Arial" w:cs="Tahoma"/>
+                <w:sz w:val="18"/>
+              </w:rPr>
+              <w:t xml:space="preserve"> (มติ 2026-09-01)</w:t>
             </w:r>
           </w:p>
         </w:tc>
@@ -7058,7 +7952,7 @@
                 <w:rFonts w:ascii="Arial" w:hAnsi="Arial" w:eastAsia="Arial" w:cs="Tahoma"/>
                 <w:sz w:val="18"/>
               </w:rPr>
-              <w:t>GET /api/v1/sbpgi/document/{docNo}; PUT /api/v1/sbpgi/document/{docNo}; POST /api/v1/sbpgi/document/{docNo}/actions</w:t>
+              <w:t>GET /api/v1/sgi/document/{docNo}; PUT /api/v1/sgi/document/{docNo}; POST /api/v1/sgi/document/{docNo}/actions</w:t>
             </w:r>
           </w:p>
         </w:tc>
@@ -7182,7 +8076,7 @@
                 <w:rFonts w:ascii="Arial" w:hAnsi="Arial" w:eastAsia="Arial" w:cs="Tahoma"/>
                 <w:sz w:val="18"/>
               </w:rPr>
-              <w:t xml:space="preserve"> และร่องรอยที่ตรวจย้อนได้ (log / consideration_logs / workflow_history ของ engine)</w:t>
+              <w:t xml:space="preserve"> และร่องรอยที่ตรวจย้อนได้ (log / sgi_consideration_logs / workflow_history ของ engine)</w:t>
             </w:r>
           </w:p>
         </w:tc>
@@ -8162,7 +9056,7 @@
                 <w:rFonts w:ascii="Arial" w:hAnsi="Arial" w:eastAsia="Arial" w:cs="Tahoma"/>
                 <w:sz w:val="18"/>
               </w:rPr>
-              <w:t>GET /api/v1/sbpgi/document/{docNo}</w:t>
+              <w:t>GET /api/v1/sgi/document/{docNo}</w:t>
             </w:r>
           </w:p>
         </w:tc>
@@ -8242,7 +9136,7 @@
                 <w:rFonts w:ascii="Arial" w:hAnsi="Arial" w:eastAsia="Arial" w:cs="Tahoma"/>
                 <w:sz w:val="18"/>
               </w:rPr>
-              <w:t>PUT /api/v1/sbpgi/document/{docNo}</w:t>
+              <w:t>PUT /api/v1/sgi/document/{docNo}</w:t>
             </w:r>
           </w:p>
         </w:tc>
@@ -8322,7 +9216,7 @@
                 <w:rFonts w:ascii="Arial" w:hAnsi="Arial" w:eastAsia="Arial" w:cs="Tahoma"/>
                 <w:sz w:val="18"/>
               </w:rPr>
-              <w:t>POST /api/v1/sbpgi/document/{docNo}/actions</w:t>
+              <w:t>POST /api/v1/sgi/document/{docNo}/actions</w:t>
             </w:r>
           </w:p>
         </w:tc>
@@ -8402,7 +9296,7 @@
                 <w:rFonts w:ascii="Arial" w:hAnsi="Arial" w:eastAsia="Arial" w:cs="Tahoma"/>
                 <w:sz w:val="18"/>
               </w:rPr>
-              <w:t>POST /api/v1/sbpgi/document/{docNo}/attachments</w:t>
+              <w:t>POST /api/v1/sgi/document/{docNo}/attachments</w:t>
             </w:r>
           </w:p>
         </w:tc>
@@ -8651,7 +9545,7 @@
                 <w:rFonts w:ascii="Arial" w:hAnsi="Arial" w:eastAsia="Arial" w:cs="Tahoma"/>
                 <w:sz w:val="18"/>
               </w:rPr>
-              <w:t>PUT /api/v1/sbpgi/document/{docNo}</w:t>
+              <w:t>PUT /api/v1/sgi/document/{docNo}</w:t>
             </w:r>
           </w:p>
         </w:tc>
@@ -8756,7 +9650,7 @@
                 <w:rFonts w:ascii="Arial" w:hAnsi="Arial" w:eastAsia="Arial" w:cs="Tahoma"/>
                 <w:sz w:val="18"/>
               </w:rPr>
-              <w:t>POST /api/v1/sbpgi/document/{docNo}/actions</w:t>
+              <w:t>POST /api/v1/sgi/document/{docNo}/actions</w:t>
             </w:r>
           </w:p>
         </w:tc>
@@ -8861,7 +9755,7 @@
                 <w:rFonts w:ascii="Arial" w:hAnsi="Arial" w:eastAsia="Arial" w:cs="Tahoma"/>
                 <w:sz w:val="18"/>
               </w:rPr>
-              <w:t>POST /api/v1/sbpgi/document/{docNo}/attachments</w:t>
+              <w:t>POST /api/v1/sgi/document/{docNo}/attachments</w:t>
             </w:r>
           </w:p>
         </w:tc>
@@ -8966,7 +9860,7 @@
                 <w:rFonts w:ascii="Arial" w:hAnsi="Arial" w:eastAsia="Arial" w:cs="Tahoma"/>
                 <w:sz w:val="18"/>
               </w:rPr>
-              <w:t>GET /api/v1/sbpgi/document/{docNo}/sales</w:t>
+              <w:t>GET /api/v1/sgi/document/{docNo}/sales</w:t>
             </w:r>
           </w:p>
         </w:tc>
@@ -9766,7 +10660,7 @@
                 <w:rFonts w:ascii="Arial" w:hAnsi="Arial" w:eastAsia="Arial" w:cs="Tahoma"/>
                 <w:sz w:val="18"/>
               </w:rPr>
-              <w:t>PUT /api/v1/sbpgi/document/{docNo}</w:t>
+              <w:t>PUT /api/v1/sgi/document/{docNo}</w:t>
             </w:r>
           </w:p>
         </w:tc>
@@ -9871,7 +10765,7 @@
                 <w:rFonts w:ascii="Arial" w:hAnsi="Arial" w:eastAsia="Arial" w:cs="Tahoma"/>
                 <w:sz w:val="18"/>
               </w:rPr>
-              <w:t>POST /api/v1/sbpgi/document/{docNo}/actions</w:t>
+              <w:t>POST /api/v1/sgi/document/{docNo}/actions</w:t>
             </w:r>
           </w:p>
         </w:tc>
@@ -9976,7 +10870,7 @@
                 <w:rFonts w:ascii="Arial" w:hAnsi="Arial" w:eastAsia="Arial" w:cs="Tahoma"/>
                 <w:sz w:val="18"/>
               </w:rPr>
-              <w:t>POST /api/v1/sbpgi/document/{docNo}/attachments</w:t>
+              <w:t>POST /api/v1/sgi/document/{docNo}/attachments</w:t>
             </w:r>
           </w:p>
         </w:tc>
@@ -10081,7 +10975,7 @@
                 <w:rFonts w:ascii="Arial" w:hAnsi="Arial" w:eastAsia="Arial" w:cs="Tahoma"/>
                 <w:sz w:val="18"/>
               </w:rPr>
-              <w:t>GET /api/v1/sbpgi/document/{docNo}/sales</w:t>
+              <w:t>GET /api/v1/sgi/document/{docNo}/sales</w:t>
             </w:r>
           </w:p>
         </w:tc>
@@ -10132,7 +11026,7 @@
         <w:pageBreakBefore w:val="0"/>
       </w:pPr>
       <w:r>
-        <w:t>GET /api/v1/sbpgi/document/{docNo}</w:t>
+        <w:t>GET /api/v1/sgi/document/{docNo}</w:t>
       </w:r>
     </w:p>
     <w:p>
@@ -12180,7 +13074,7 @@
         <w:pageBreakBefore w:val="0"/>
       </w:pPr>
       <w:r>
-        <w:t>PUT /api/v1/sbpgi/document/{docNo}</w:t>
+        <w:t>PUT /api/v1/sgi/document/{docNo}</w:t>
       </w:r>
     </w:p>
     <w:p>
@@ -13003,7 +13897,7 @@
         <w:pageBreakBefore w:val="0"/>
       </w:pPr>
       <w:r>
-        <w:t>POST /api/v1/sbpgi/document/{docNo}/actions</w:t>
+        <w:t>POST /api/v1/sgi/document/{docNo}/actions</w:t>
       </w:r>
     </w:p>
     <w:p>
@@ -13927,7 +14821,7 @@
         <w:pageBreakBefore w:val="0"/>
       </w:pPr>
       <w:r>
-        <w:t>POST /api/v1/sbpgi/document/{docNo}/attachments</w:t>
+        <w:t>POST /api/v1/sgi/document/{docNo}/attachments</w:t>
       </w:r>
     </w:p>
     <w:p>
@@ -14760,13 +15654,13 @@
         <w:t>sbpm</w:t>
       </w:r>
       <w:r>
-        <w:t xml:space="preserve">) — โมดูล SBPGI อยู่ใต้ </w:t>
+        <w:t xml:space="preserve">) — โมดูล SGI อยู่ใต้ </w:t>
       </w:r>
       <w:r>
         <w:rPr>
           <w:rFonts w:ascii="Courier New" w:hAnsi="Courier New" w:eastAsia="Courier New" w:cs="Tahoma"/>
         </w:rPr>
-        <w:t>src/app/(main)/sbpgi/*</w:t>
+        <w:t>src/app/(main)/sgi/*</w:t>
       </w:r>
       <w:r>
         <w:t xml:space="preserve"> และ import ผ่าน alias </w:t>
@@ -14866,7 +15760,7 @@
                 <w:rFonts w:ascii="Arial" w:hAnsi="Arial" w:eastAsia="Arial" w:cs="Tahoma"/>
                 <w:sz w:val="18"/>
               </w:rPr>
-              <w:t>src/app/(main)/sbpgi/document/[docNo]/page.tsx</w:t>
+              <w:t>src/app/(main)/sgi/document/[docNo]/page.tsx</w:t>
             </w:r>
           </w:p>
         </w:tc>
@@ -14921,7 +15815,7 @@
                 <w:rFonts w:ascii="Arial" w:hAnsi="Arial" w:eastAsia="Arial" w:cs="Tahoma"/>
                 <w:sz w:val="18"/>
               </w:rPr>
-              <w:t>src/components/sbpgi/document-detail/DocumentSection.tsx</w:t>
+              <w:t>src/components/sgi/document-detail/DocumentSection.tsx</w:t>
             </w:r>
           </w:p>
         </w:tc>
@@ -14976,7 +15870,7 @@
                 <w:rFonts w:ascii="Arial" w:hAnsi="Arial" w:eastAsia="Arial" w:cs="Tahoma"/>
                 <w:sz w:val="18"/>
               </w:rPr>
-              <w:t>src/components/sbpgi/document-detail/ActionPanel.tsx</w:t>
+              <w:t>src/components/sgi/document-detail/ActionPanel.tsx</w:t>
             </w:r>
           </w:p>
         </w:tc>
@@ -15031,7 +15925,7 @@
                 <w:rFonts w:ascii="Arial" w:hAnsi="Arial" w:eastAsia="Arial" w:cs="Tahoma"/>
                 <w:sz w:val="18"/>
               </w:rPr>
-              <w:t>src/services/sbpgi/document.service.ts</w:t>
+              <w:t>src/services/sgi/document.service.ts</w:t>
             </w:r>
           </w:p>
         </w:tc>
@@ -15086,7 +15980,7 @@
                 <w:rFonts w:ascii="Arial" w:hAnsi="Arial" w:eastAsia="Arial" w:cs="Tahoma"/>
                 <w:sz w:val="18"/>
               </w:rPr>
-              <w:t>src/hooks/sbpgi/document.query.ts</w:t>
+              <w:t>src/hooks/sgi/document.query.ts</w:t>
             </w:r>
           </w:p>
         </w:tc>
@@ -15141,7 +16035,7 @@
                 <w:rFonts w:ascii="Arial" w:hAnsi="Arial" w:eastAsia="Arial" w:cs="Tahoma"/>
                 <w:sz w:val="18"/>
               </w:rPr>
-              <w:t>src/types/sbpgi/document.ts</w:t>
+              <w:t>src/types/sgi/document.ts</w:t>
             </w:r>
           </w:p>
         </w:tc>
@@ -15198,7 +16092,7 @@
         <w:br/>
         <w:t>// หน้ารายละเอียดเอกสาร + action panel ตาม role profile</w:t>
         <w:br/>
-        <w:t>// route: /sbpgi/document/[docNo]</w:t>
+        <w:t>// route: /sgi/document/[docNo]</w:t>
         <w:br/>
         <w:br/>
         <w:t>import { useParams } from 'next/navigation';</w:t>
@@ -15207,14 +16101,14 @@
         <w:br/>
         <w:t>import { permissionStore } from '@/stores/permissionStore';</w:t>
         <w:br/>
-        <w:t>import DocumentSection from '@/components/sbpgi/document-detail/DocumentSection';</w:t>
+        <w:t>import DocumentSection from '@/components/sgi/document-detail/DocumentSection';</w:t>
         <w:br/>
-        <w:t>import ActionPanel from '@/components/sbpgi/document-detail/ActionPanel';</w:t>
+        <w:t>import ActionPanel from '@/components/sgi/document-detail/ActionPanel';</w:t>
         <w:br/>
-        <w:t>import { useSbpgiDocumentDetailQuery, useCreateSbpgiDocumentActionsMutation } from '@/hooks/sbpgi/document.query';</w:t>
+        <w:t>import { useSgiDocumentDetailQuery, useCreateSgiDocumentActionsMutation } from '@/hooks/sgi/document.query';</w:t>
         <w:br/>
         <w:br/>
-        <w:t>const PAGE_URL = '/sbpgi/document';</w:t>
+        <w:t>const PAGE_URL = '/sgi/document';</w:t>
         <w:br/>
         <w:br/>
         <w:t>export default function DocumentDetailPage() {</w:t>
@@ -15225,9 +16119,9 @@
         <w:br/>
         <w:t xml:space="preserve">  const { hasPermission, isPermissionLoaded } = permissionStore();</w:t>
         <w:br/>
-        <w:t xml:space="preserve">  const { data: doc, isLoading } = useSbpgiDocumentDetailQuery(docNo);</w:t>
+        <w:t xml:space="preserve">  const { data: doc, isLoading } = useSgiDocumentDetailQuery(docNo);</w:t>
         <w:br/>
-        <w:t xml:space="preserve">  const submitAction = useCreateSbpgiDocumentActionsMutation(docNo);</w:t>
+        <w:t xml:space="preserve">  const submitAction = useCreateSgiDocumentActionsMutation(docNo);</w:t>
         <w:br/>
         <w:br/>
         <w:t xml:space="preserve">  // สิทธิ์แสดง/แก้ไขแต่ละ section มาจาก API เท่านั้น — FE ห้ามคำนวณจาก role เอง</w:t>
@@ -15295,7 +16189,7 @@
         <w:pageBreakBefore w:val="0"/>
       </w:pPr>
       <w:r>
-        <w:t>8.3 service — `src/services/sbpgi/document.service.ts`</w:t>
+        <w:t>8.3 service — `src/services/sgi/document.service.ts`</w:t>
       </w:r>
     </w:p>
     <w:p>
@@ -15309,7 +16203,7 @@
         <w:rPr>
           <w:rFonts w:ascii="Courier New" w:hAnsi="Courier New" w:eastAsia="Courier New" w:cs="Tahoma"/>
         </w:rPr>
-        <w:t>src/services/sbpgi/document.service.ts</w:t>
+        <w:t>src/services/sgi/document.service.ts</w:t>
       </w:r>
       <w:r>
         <w:t xml:space="preserve"> เป็น </w:t>
@@ -15318,7 +16212,7 @@
         <w:rPr>
           <w:b/>
         </w:rPr>
-        <w:t>ไฟล์ร่วมของโมดูล SBPGI</w:t>
+        <w:t>ไฟล์ร่วมของโมดูล SGI</w:t>
       </w:r>
       <w:r>
         <w:t xml:space="preserve"> (เอกสาร FE หลายฉบับที่ใช้ domain </w:t>
@@ -15352,7 +16246,7 @@
           <w:rFonts w:ascii="Courier New" w:hAnsi="Courier New" w:eastAsia="Courier New" w:cs="Tahoma"/>
           <w:sz w:val="16"/>
         </w:rPr>
-        <w:t>// src/services/sbpgi/document.service.ts</w:t>
+        <w:t>// src/services/sgi/document.service.ts</w:t>
         <w:br/>
         <w:t>// apiClient = axios instance กลาง (baseURL = bffUrl ซึ่งรวม /api/v1 แล้ว, withCredentials, refresh-token interceptor, global loading)</w:t>
         <w:br/>
@@ -15361,53 +16255,53 @@
         <w:br/>
         <w:t>import apiClient from '@/lib/apiClient';</w:t>
         <w:br/>
-        <w:t>import type { ApiResponse } from '@/types/sbpgi/common';</w:t>
+        <w:t>import type { ApiResponse } from '@/types/sgi/common';</w:t>
         <w:br/>
-        <w:t>import type * as T from '@/types/sbpgi/document';</w:t>
+        <w:t>import type * as T from '@/types/sgi/document';</w:t>
         <w:br/>
         <w:br/>
-        <w:t>/** GET /api/v1/sbpgi/document/{docNo} — โหลดรายละเอียดเอกสารพร้อม role profile สำหรับหน้า detail */</w:t>
+        <w:t>/** GET /api/v1/sgi/document/{docNo} — โหลดรายละเอียดเอกสารพร้อม role profile สำหรับหน้า detail */</w:t>
         <w:br/>
-        <w:t>export async function getSbpgiDocumentDetail(docNo: string): Promise&lt;T.SbpgiDocumentDetailResponse&gt; {</w:t>
+        <w:t>export async function getSgiDocumentDetail(docNo: string): Promise&lt;T.SgiDocumentDetailResponse&gt; {</w:t>
         <w:br/>
-        <w:t xml:space="preserve">  const { data } = await apiClient.get&lt;ApiResponse&lt;T.SbpgiDocumentDetailResponse&gt;&gt;(`/sbpgi/document/${encodeURIComponent(docNo)}`);</w:t>
+        <w:t xml:space="preserve">  const { data } = await apiClient.get&lt;ApiResponse&lt;T.SgiDocumentDetailResponse&gt;&gt;(`/sgi/document/${encodeURIComponent(docNo)}`);</w:t>
         <w:br/>
         <w:t xml:space="preserve">  return data.data;</w:t>
         <w:br/>
         <w:t>}</w:t>
         <w:br/>
         <w:br/>
-        <w:t>/** PUT /api/v1/sbpgi/document/{docNo} — บันทึกส่วนย่อย เช่น ร้านเปิดใหม่/คู่แข่ง/ปัจจัย */</w:t>
+        <w:t>/** PUT /api/v1/sgi/document/{docNo} — บันทึกส่วนย่อย เช่น ร้านเปิดใหม่/คู่แข่ง/ปัจจัย */</w:t>
         <w:br/>
-        <w:t>export async function updateSbpgiDocument(docNo: string, body: T.UpdateSbpgiDocumentRequest): Promise&lt;T.UpdateSbpgiDocumentResponse&gt; {</w:t>
+        <w:t>export async function updateSgiDocument(docNo: string, body: T.UpdateSgiDocumentRequest): Promise&lt;T.UpdateSgiDocumentResponse&gt; {</w:t>
         <w:br/>
-        <w:t xml:space="preserve">  const { data } = await apiClient.put&lt;ApiResponse&lt;T.UpdateSbpgiDocumentResponse&gt;&gt;(`/sbpgi/document/${encodeURIComponent(docNo)}`, body);</w:t>
+        <w:t xml:space="preserve">  const { data } = await apiClient.put&lt;ApiResponse&lt;T.UpdateSgiDocumentResponse&gt;&gt;(`/sgi/document/${encodeURIComponent(docNo)}`, body);</w:t>
         <w:br/>
         <w:t xml:space="preserve">  return data.data;</w:t>
         <w:br/>
         <w:t>}</w:t>
         <w:br/>
         <w:br/>
-        <w:t>/** POST /api/v1/sbpgi/document/{docNo}/actions — ส่งผลพิจารณาที่เลือกจาก actionOptions; ตัวอย่าง currentSection=01 จึงเปลี่ยนไป 02 */</w:t>
+        <w:t>/** POST /api/v1/sgi/document/{docNo}/actions — ส่งผลพิจารณาที่เลือกจาก actionOptions; ตัวอย่าง currentSection=01 จึงเปลี่ยนไป 02 */</w:t>
         <w:br/>
-        <w:t>export async function createSbpgiDocumentActions(docNo: string, body: T.CreateSbpgiDocumentActionsRequest): Promise&lt;T.CreateSbpgiDocumentActionsResponse&gt; {</w:t>
+        <w:t>export async function createSgiDocumentActions(docNo: string, body: T.CreateSgiDocumentActionsRequest): Promise&lt;T.CreateSgiDocumentActionsResponse&gt; {</w:t>
         <w:br/>
-        <w:t xml:space="preserve">  const { data } = await apiClient.post&lt;ApiResponse&lt;T.CreateSbpgiDocumentActionsResponse&gt;&gt;(`/sbpgi/document/${encodeURIComponent(docNo)}/actions`, body);</w:t>
+        <w:t xml:space="preserve">  const { data } = await apiClient.post&lt;ApiResponse&lt;T.CreateSgiDocumentActionsResponse&gt;&gt;(`/sgi/document/${encodeURIComponent(docNo)}/actions`, body);</w:t>
         <w:br/>
         <w:t xml:space="preserve">  return data.data;</w:t>
         <w:br/>
         <w:t>}</w:t>
         <w:br/>
         <w:br/>
-        <w:t>/** POST /api/v1/sbpgi/document/{docNo}/attachments — แนบไฟล์ */</w:t>
+        <w:t>/** POST /api/v1/sgi/document/{docNo}/attachments — แนบไฟล์ */</w:t>
         <w:br/>
-        <w:t>export async function createSbpgiDocumentAttachments(docNo: string, body: T.CreateSbpgiDocumentAttachmentsRequest): Promise&lt;T.CreateSbpgiDocumentAttachmentsResponse&gt; {</w:t>
+        <w:t>export async function createSgiDocumentAttachments(docNo: string, body: T.CreateSgiDocumentAttachmentsRequest): Promise&lt;T.CreateSgiDocumentAttachmentsResponse&gt; {</w:t>
         <w:br/>
         <w:t xml:space="preserve">  const form = new FormData();</w:t>
         <w:br/>
         <w:t xml:space="preserve">  form.append('file', body.file); // TODO: ตรวจขนาด &lt;= 5MB และนามสกุลที่อนุญาตก่อนเรียก</w:t>
         <w:br/>
-        <w:t xml:space="preserve">  const { data } = await apiClient.post&lt;ApiResponse&lt;T.CreateSbpgiDocumentAttachmentsResponse&gt;&gt;(`/sbpgi/document/${encodeURIComponent(docNo)}/attachments`, form, {</w:t>
+        <w:t xml:space="preserve">  const { data } = await apiClient.post&lt;ApiResponse&lt;T.CreateSgiDocumentAttachmentsResponse&gt;&gt;(`/sgi/document/${encodeURIComponent(docNo)}/attachments`, form, {</w:t>
         <w:br/>
         <w:t xml:space="preserve">    headers: { 'Content-Type': 'multipart/form-data' },</w:t>
         <w:br/>
@@ -15429,7 +16323,7 @@
         <w:pageBreakBefore w:val="0"/>
       </w:pPr>
       <w:r>
-        <w:t>8.4 types — `src/types/sbpgi/document.ts`</w:t>
+        <w:t>8.4 types — `src/types/sgi/document.ts`</w:t>
       </w:r>
     </w:p>
     <w:p>
@@ -15443,7 +16337,7 @@
         <w:rPr>
           <w:rFonts w:ascii="Courier New" w:hAnsi="Courier New" w:eastAsia="Courier New" w:cs="Tahoma"/>
         </w:rPr>
-        <w:t>src/types/sbpgi/document.ts</w:t>
+        <w:t>src/types/sgi/document.ts</w:t>
       </w:r>
       <w:r>
         <w:t xml:space="preserve"> เป็น </w:t>
@@ -15452,7 +16346,7 @@
         <w:rPr>
           <w:b/>
         </w:rPr>
-        <w:t>ไฟล์ร่วมของโมดูล SBPGI</w:t>
+        <w:t>ไฟล์ร่วมของโมดูล SGI</w:t>
       </w:r>
       <w:r>
         <w:t xml:space="preserve"> (เอกสาร FE หลายฉบับที่ใช้ domain </w:t>
@@ -15486,14 +16380,14 @@
           <w:rFonts w:ascii="Courier New" w:hAnsi="Courier New" w:eastAsia="Courier New" w:cs="Tahoma"/>
           <w:sz w:val="16"/>
         </w:rPr>
-        <w:t>// src/types/sbpgi/document.ts — ตรงกับตาราง API ในเอกสารนี้</w:t>
+        <w:t>// src/types/sgi/document.ts — ตรงกับตาราง API ในเอกสารนี้</w:t>
         <w:br/>
         <w:t>// วันที่/เดือนเป็น ค.ศ. ทั้ง payload (ISO) และ display — ไม่แปลงเป็น พ.ศ. (มติ 2026-08-06)</w:t>
         <w:br/>
         <w:br/>
-        <w:t>/** GET /api/v1/sbpgi/document/{docNo} — response */</w:t>
+        <w:t>/** GET /api/v1/sgi/document/{docNo} — response */</w:t>
         <w:br/>
-        <w:t>export interface SbpgiDocumentDetailResponse {</w:t>
+        <w:t>export interface SgiDocumentDetailResponse {</w:t>
         <w:br/>
         <w:t xml:space="preserve">  docNo: string;</w:t>
         <w:br/>
@@ -15530,9 +16424,9 @@
         <w:t>}</w:t>
         <w:br/>
         <w:br/>
-        <w:t>/** PUT /api/v1/sbpgi/document/{docNo} — request */</w:t>
+        <w:t>/** PUT /api/v1/sgi/document/{docNo} — request */</w:t>
         <w:br/>
-        <w:t>export interface UpdateSbpgiDocumentRequest {</w:t>
+        <w:t>export interface UpdateSgiDocumentRequest {</w:t>
         <w:br/>
         <w:t xml:space="preserve">  newStores: {</w:t>
         <w:br/>
@@ -15545,18 +16439,18 @@
         <w:t>}</w:t>
         <w:br/>
         <w:br/>
-        <w:t>/** PUT /api/v1/sbpgi/document/{docNo} — response */</w:t>
+        <w:t>/** PUT /api/v1/sgi/document/{docNo} — response */</w:t>
         <w:br/>
-        <w:t>export interface UpdateSbpgiDocumentResponse {</w:t>
+        <w:t>export interface UpdateSgiDocumentResponse {</w:t>
         <w:br/>
         <w:t xml:space="preserve">  message: string;</w:t>
         <w:br/>
         <w:t>}</w:t>
         <w:br/>
         <w:br/>
-        <w:t>/** POST /api/v1/sbpgi/document/{docNo}/actions — request */</w:t>
+        <w:t>/** POST /api/v1/sgi/document/{docNo}/actions — request */</w:t>
         <w:br/>
-        <w:t>export interface CreateSbpgiDocumentActionsRequest {</w:t>
+        <w:t>export interface CreateSgiDocumentActionsRequest {</w:t>
         <w:br/>
         <w:t xml:space="preserve">  result: string;</w:t>
         <w:br/>
@@ -15565,9 +16459,9 @@
         <w:t>}</w:t>
         <w:br/>
         <w:br/>
-        <w:t>/** POST /api/v1/sbpgi/document/{docNo}/actions — response */</w:t>
+        <w:t>/** POST /api/v1/sgi/document/{docNo}/actions — response */</w:t>
         <w:br/>
-        <w:t>export interface CreateSbpgiDocumentActionsResponse {</w:t>
+        <w:t>export interface CreateSgiDocumentActionsResponse {</w:t>
         <w:br/>
         <w:t xml:space="preserve">  statusCode: string;</w:t>
         <w:br/>
@@ -15580,9 +16474,9 @@
         <w:br/>
         <w:t>// endpoint ที่เหลือของเอกสารนี้ — TODO: แทน placeholder ด้วย interface เต็มรูปแบบเดียวกับข้างบน</w:t>
         <w:br/>
-        <w:t>export type CreateSbpgiDocumentAttachmentsRequest = Record&lt;string, unknown&gt;;</w:t>
+        <w:t>export type CreateSgiDocumentAttachmentsRequest = Record&lt;string, unknown&gt;;</w:t>
         <w:br/>
-        <w:t>export type CreateSbpgiDocumentAttachmentsResponse = Record&lt;string, unknown&gt;;</w:t>
+        <w:t>export type CreateSgiDocumentAttachmentsResponse = Record&lt;string, unknown&gt;;</w:t>
         <w:br/>
         <w:t>// TODO: ใส่ nullable / required ให้ตรงกับ contract ฉบับล่าสุดของ BE</w:t>
       </w:r>
@@ -15595,7 +16489,7 @@
         <w:pageBreakBefore w:val="0"/>
       </w:pPr>
       <w:r>
-        <w:t>8.5 react-query keys + hooks — `src/hooks/sbpgi/document.query.ts`</w:t>
+        <w:t>8.5 react-query keys + hooks — `src/hooks/sgi/document.query.ts`</w:t>
       </w:r>
     </w:p>
     <w:p>
@@ -15609,7 +16503,7 @@
         <w:rPr>
           <w:rFonts w:ascii="Courier New" w:hAnsi="Courier New" w:eastAsia="Courier New" w:cs="Tahoma"/>
         </w:rPr>
-        <w:t>src/hooks/sbpgi/document.query.ts</w:t>
+        <w:t>src/hooks/sgi/document.query.ts</w:t>
       </w:r>
       <w:r>
         <w:t xml:space="preserve"> เป็น </w:t>
@@ -15618,7 +16512,7 @@
         <w:rPr>
           <w:b/>
         </w:rPr>
-        <w:t>ไฟล์ร่วมของโมดูล SBPGI</w:t>
+        <w:t>ไฟล์ร่วมของโมดูล SGI</w:t>
       </w:r>
       <w:r>
         <w:t xml:space="preserve"> (เอกสาร FE หลายฉบับที่ใช้ domain </w:t>
@@ -15652,31 +16546,31 @@
           <w:rFonts w:ascii="Courier New" w:hAnsi="Courier New" w:eastAsia="Courier New" w:cs="Tahoma"/>
           <w:sz w:val="16"/>
         </w:rPr>
-        <w:t>// src/hooks/sbpgi/document.query.ts</w:t>
+        <w:t>// src/hooks/sgi/document.query.ts</w:t>
         <w:br/>
         <w:t>import { useMutation, useQuery, useQueryClient } from '@tanstack/react-query';</w:t>
         <w:br/>
-        <w:t>import * as api from '@/services/sbpgi/document.service';</w:t>
+        <w:t>import * as api from '@/services/sgi/document.service';</w:t>
         <w:br/>
-        <w:t>import type * as T from '@/types/sbpgi/document';</w:t>
+        <w:t>import type * as T from '@/types/sgi/document';</w:t>
         <w:br/>
         <w:br/>
         <w:t>export const documentKeys = {</w:t>
         <w:br/>
-        <w:t xml:space="preserve">  all: ['sbpgi', 'document'] as const,</w:t>
+        <w:t xml:space="preserve">  all: ['sgi', 'document'] as const,</w:t>
         <w:br/>
-        <w:t xml:space="preserve">  sbpgiDocumentDetail: (docNo: string) =&gt; [...documentKeys.all, 'sbpgiDocumentDetail', docNo] as const,</w:t>
+        <w:t xml:space="preserve">  sgiDocumentDetail: (docNo: string) =&gt; [...documentKeys.all, 'sgiDocumentDetail', docNo] as const,</w:t>
         <w:br/>
         <w:t>};</w:t>
         <w:br/>
         <w:br/>
-        <w:t>export function useSbpgiDocumentDetailQuery(docNo: string) {</w:t>
+        <w:t>export function useSgiDocumentDetailQuery(docNo: string) {</w:t>
         <w:br/>
         <w:t xml:space="preserve">  return useQuery({</w:t>
         <w:br/>
-        <w:t xml:space="preserve">    queryKey: documentKeys.sbpgiDocumentDetail(docNo),</w:t>
+        <w:t xml:space="preserve">    queryKey: documentKeys.sgiDocumentDetail(docNo),</w:t>
         <w:br/>
-        <w:t xml:space="preserve">    queryFn: () =&gt; api.getSbpgiDocumentDetail(docNo),</w:t>
+        <w:t xml:space="preserve">    queryFn: () =&gt; api.getSgiDocumentDetail(docNo),</w:t>
         <w:br/>
         <w:t xml:space="preserve">    enabled: !!docNo, // ยังไม่ยิงจนกว่าจะมีพารามิเตอร์ครบ</w:t>
         <w:br/>
@@ -15687,13 +16581,13 @@
         <w:t>}</w:t>
         <w:br/>
         <w:br/>
-        <w:t>export function useUpdateSbpgiDocumentMutation(docNo: string) {</w:t>
+        <w:t>export function useUpdateSgiDocumentMutation(docNo: string) {</w:t>
         <w:br/>
         <w:t xml:space="preserve">  const qc = useQueryClient();</w:t>
         <w:br/>
         <w:t xml:space="preserve">  return useMutation({</w:t>
         <w:br/>
-        <w:t xml:space="preserve">    mutationFn: (body: T.UpdateSbpgiDocumentRequest) =&gt; api.updateSbpgiDocument(docNo, body),</w:t>
+        <w:t xml:space="preserve">    mutationFn: (body: T.UpdateSgiDocumentRequest) =&gt; api.updateSgiDocument(docNo, body),</w:t>
         <w:br/>
         <w:t xml:space="preserve">    onSuccess: () =&gt; {</w:t>
         <w:br/>
@@ -15708,13 +16602,13 @@
         <w:t>}</w:t>
         <w:br/>
         <w:br/>
-        <w:t>export function useCreateSbpgiDocumentActionsMutation(docNo: string) {</w:t>
+        <w:t>export function useCreateSgiDocumentActionsMutation(docNo: string) {</w:t>
         <w:br/>
         <w:t xml:space="preserve">  const qc = useQueryClient();</w:t>
         <w:br/>
         <w:t xml:space="preserve">  return useMutation({</w:t>
         <w:br/>
-        <w:t xml:space="preserve">    mutationFn: (body: T.CreateSbpgiDocumentActionsRequest) =&gt; api.createSbpgiDocumentActions(docNo, body),</w:t>
+        <w:t xml:space="preserve">    mutationFn: (body: T.CreateSgiDocumentActionsRequest) =&gt; api.createSgiDocumentActions(docNo, body),</w:t>
         <w:br/>
         <w:t xml:space="preserve">    onSuccess: () =&gt; {</w:t>
         <w:br/>
@@ -15729,7 +16623,7 @@
         <w:t>}</w:t>
         <w:br/>
         <w:br/>
-        <w:t>// TODO: ยังขาดอีก 1 เส้น เขียน hook ด้วยรูปแบบเดียวกัน: POST /sbpgi/document/{docNo}/attachments</w:t>
+        <w:t>// TODO: ยังขาดอีก 1 เส้น เขียน hook ด้วยรูปแบบเดียวกัน: POST /sgi/document/{docNo}/attachments</w:t>
       </w:r>
     </w:p>
     <w:p>
@@ -15740,7 +16634,7 @@
         <w:pageBreakBefore w:val="0"/>
       </w:pPr>
       <w:r>
-        <w:t>8.6 ฟอร์มพิจารณา + validation — `src/components/sbpgi/document-detail/ActionPanel.tsx`</w:t>
+        <w:t>8.6 ฟอร์มพิจารณา + validation — `src/components/sgi/document-detail/ActionPanel.tsx`</w:t>
       </w:r>
     </w:p>
     <w:p>
@@ -15763,7 +16657,7 @@
         <w:rPr>
           <w:rFonts w:ascii="Courier New" w:hAnsi="Courier New" w:eastAsia="Courier New" w:cs="Tahoma"/>
         </w:rPr>
-        <w:t>POST /api/v1/sbpgi/document/{docNo}/actions</w:t>
+        <w:t>POST /api/v1/sgi/document/{docNo}/actions</w:t>
       </w:r>
       <w:r>
         <w:t xml:space="preserve"> โดยส่งได้แค่ </w:t>
@@ -15825,7 +16719,7 @@
         <w:br/>
         <w:t>import { InputTextarea } from '@/components/Form/InputText/inputtextArea';</w:t>
         <w:br/>
-        <w:t>import type { DocumentActionRequest } from '@/types/sbpgi/common';</w:t>
+        <w:t>import type { DocumentActionRequest } from '@/types/sgi/common';</w:t>
         <w:br/>
         <w:br/>
         <w:t>interface ActionOption { value: string; label: string; requireComment?: boolean }</w:t>
@@ -17968,7 +18862,7 @@
                 <w:rFonts w:ascii="Arial" w:hAnsi="Arial" w:eastAsia="Arial" w:cs="Tahoma"/>
                 <w:sz w:val="18"/>
               </w:rPr>
-              <w:t>ผ่านเมื่อถูกกฎ / โยน error เมื่อผิด — กฎ: required เมื่อเพิ่ม/แก้แถวคู่แข่ง · รูปแบบ: select จาก master competitors</w:t>
+              <w:t>ผ่านเมื่อถูกกฎ / โยน error เมื่อผิด — กฎ: required เมื่อเพิ่ม/แก้แถวคู่แข่ง · รูปแบบ: select จาก master sgi_competitors</w:t>
             </w:r>
           </w:p>
         </w:tc>
@@ -18478,7 +19372,7 @@
                 <w:rFonts w:ascii="Courier New" w:hAnsi="Courier New" w:eastAsia="Courier New" w:cs="Tahoma"/>
                 <w:sz w:val="18"/>
               </w:rPr>
-              <w:t>GET /api/v1/sbpgi/document/{docNo}</w:t>
+              <w:t>GET /api/v1/sgi/document/{docNo}</w:t>
             </w:r>
           </w:p>
         </w:tc>
@@ -18558,7 +19452,7 @@
                 <w:rFonts w:ascii="Courier New" w:hAnsi="Courier New" w:eastAsia="Courier New" w:cs="Tahoma"/>
                 <w:sz w:val="18"/>
               </w:rPr>
-              <w:t>PUT /api/v1/sbpgi/document/{docNo}</w:t>
+              <w:t>PUT /api/v1/sgi/document/{docNo}</w:t>
             </w:r>
           </w:p>
         </w:tc>
@@ -18638,7 +19532,7 @@
                 <w:rFonts w:ascii="Courier New" w:hAnsi="Courier New" w:eastAsia="Courier New" w:cs="Tahoma"/>
                 <w:sz w:val="18"/>
               </w:rPr>
-              <w:t>POST /api/v1/sbpgi/document/{docNo}/actions</w:t>
+              <w:t>POST /api/v1/sgi/document/{docNo}/actions</w:t>
             </w:r>
           </w:p>
         </w:tc>
@@ -18718,7 +19612,7 @@
                 <w:rFonts w:ascii="Courier New" w:hAnsi="Courier New" w:eastAsia="Courier New" w:cs="Tahoma"/>
                 <w:sz w:val="18"/>
               </w:rPr>
-              <w:t>POST /api/v1/sbpgi/document/{docNo}/attachments</w:t>
+              <w:t>POST /api/v1/sgi/document/{docNo}/attachments</w:t>
             </w:r>
           </w:p>
         </w:tc>
